--- a/lessons/2-2/downloads/reveal/teacher/2.2-homework-packet.docx
+++ b/lessons/2-2/downloads/reveal/teacher/2.2-homework-packet.docx
@@ -15,10 +15,28 @@
         <w:rPr>
           <w:rFonts w:ascii="Avenir Next" w:hAnsi="Avenir Next" w:cs="Avenir Next" w:eastAsia="Avenir Next"/>
           <w:color w:val="1A1A1A"/>
+          <w:sz w:val="22"/>
+          <w:szCs w:val="20"/>
+        </w:rPr>
+        <w:t xml:space="preserve">Name</w:t>
+      </w:r>
+      <w:r>
+        <w:rPr>
+          <w:rFonts w:ascii="Avenir Next" w:hAnsi="Avenir Next" w:cs="Avenir Next" w:eastAsia="Avenir Next"/>
+          <w:color w:val="1A1A1A"/>
           <w:sz w:val="20"/>
           <w:szCs w:val="20"/>
         </w:rPr>
-        <w:t xml:space="preserve">Name</w:t>
+        <w:tab/>
+      </w:r>
+      <w:r>
+        <w:rPr>
+          <w:rFonts w:ascii="Avenir Next" w:hAnsi="Avenir Next" w:cs="Avenir Next" w:eastAsia="Avenir Next"/>
+          <w:color w:val="1A1A1A"/>
+          <w:sz w:val="22"/>
+          <w:szCs w:val="20"/>
+        </w:rPr>
+        <w:t xml:space="preserve">   Date</w:t>
       </w:r>
       <w:r>
         <w:rPr>
@@ -33,25 +51,7 @@
         <w:rPr>
           <w:rFonts w:ascii="Avenir Next" w:hAnsi="Avenir Next" w:cs="Avenir Next" w:eastAsia="Avenir Next"/>
           <w:color w:val="1A1A1A"/>
-          <w:sz w:val="20"/>
-          <w:szCs w:val="20"/>
-        </w:rPr>
-        <w:t xml:space="preserve">   Date</w:t>
-      </w:r>
-      <w:r>
-        <w:rPr>
-          <w:rFonts w:ascii="Avenir Next" w:hAnsi="Avenir Next" w:cs="Avenir Next" w:eastAsia="Avenir Next"/>
-          <w:color w:val="1A1A1A"/>
-          <w:sz w:val="20"/>
-          <w:szCs w:val="20"/>
-        </w:rPr>
-        <w:tab/>
-      </w:r>
-      <w:r>
-        <w:rPr>
-          <w:rFonts w:ascii="Avenir Next" w:hAnsi="Avenir Next" w:cs="Avenir Next" w:eastAsia="Avenir Next"/>
-          <w:color w:val="1A1A1A"/>
-          <w:sz w:val="20"/>
+          <w:sz w:val="22"/>
           <w:szCs w:val="20"/>
         </w:rPr>
         <w:t xml:space="preserve">   Period</w:t>
@@ -78,7 +78,7 @@
           <w:caps/>
           <w:color w:val="003A70"/>
           <w:spacing w:val="12"/>
-          <w:sz w:val="19"/>
+          <w:sz w:val="22"/>
           <w:szCs w:val="19"/>
         </w:rPr>
         <w:t xml:space="preserve">Lesson 2-2  ·  Homework Packet  ·  Sheet 1 of 2</w:t>
@@ -86,6 +86,7 @@
     </w:p>
     <w:p>
       <w:pPr>
+        <w:pStyle w:val="Heading1"/>
         <w:keepNext/>
         <w:spacing w:before="0" w:after="0" w:line="240" w:lineRule="auto"/>
       </w:pPr>
@@ -111,7 +112,7 @@
         <w:rPr>
           <w:rFonts w:ascii="Avenir Next" w:hAnsi="Avenir Next" w:cs="Avenir Next" w:eastAsia="Avenir Next"/>
           <w:color w:val="5A5F66"/>
-          <w:sz w:val="17"/>
+          <w:sz w:val="22"/>
           <w:szCs w:val="17"/>
         </w:rPr>
         <w:t xml:space="preserve">Maryland Standard 6.SP.B.4   ·   Learning target — I can group data into equal intervals and build a histogram from a frequency table.</w:t>
@@ -158,6 +159,7 @@
           </w:tcPr>
           <w:p>
             <w:pPr>
+              <w:pStyle w:val="Heading2"/>
               <w:spacing w:before="0" w:after="0" w:line="240" w:lineRule="auto"/>
             </w:pPr>
             <w:r>
@@ -185,63 +187,63 @@
                 <w:rFonts w:ascii="Avenir Next" w:hAnsi="Avenir Next" w:cs="Avenir Next" w:eastAsia="Avenir Next"/>
                 <w:b/>
                 <w:color w:val="003A70"/>
+                <w:sz w:val="22"/>
+                <w:szCs w:val="18"/>
+              </w:rPr>
+              <w:t xml:space="preserve">•</w:t>
+            </w:r>
+            <w:r>
+              <w:rPr>
+                <w:rFonts w:ascii="Avenir Next" w:hAnsi="Avenir Next" w:cs="Avenir Next" w:eastAsia="Avenir Next"/>
+                <w:color w:val="1A1A1A"/>
                 <w:sz w:val="18"/>
                 <w:szCs w:val="18"/>
               </w:rPr>
-              <w:t xml:space="preserve">•</w:t>
-            </w:r>
-            <w:r>
-              <w:rPr>
-                <w:rFonts w:ascii="Avenir Next" w:hAnsi="Avenir Next" w:cs="Avenir Next" w:eastAsia="Avenir Next"/>
-                <w:color w:val="1A1A1A"/>
-                <w:sz w:val="18"/>
+              <w:tab/>
+            </w:r>
+            <w:r>
+              <w:rPr>
+                <w:rFonts w:ascii="Avenir Next" w:hAnsi="Avenir Next" w:cs="Avenir Next" w:eastAsia="Avenir Next"/>
+                <w:color w:val="1A1A1A"/>
+                <w:sz w:val="22"/>
                 <w:szCs w:val="18"/>
               </w:rPr>
-              <w:tab/>
-            </w:r>
-            <w:r>
-              <w:rPr>
-                <w:rFonts w:ascii="Avenir Next" w:hAnsi="Avenir Next" w:cs="Avenir Next" w:eastAsia="Avenir Next"/>
-                <w:color w:val="1A1A1A"/>
-                <w:sz w:val="18"/>
+              <w:t xml:space="preserve">A </w:t>
+            </w:r>
+            <w:r>
+              <w:rPr>
+                <w:rFonts w:ascii="Avenir Next" w:hAnsi="Avenir Next" w:cs="Avenir Next" w:eastAsia="Avenir Next"/>
+                <w:b/>
+                <w:color w:val="1A1A1A"/>
+                <w:sz w:val="22"/>
                 <w:szCs w:val="18"/>
               </w:rPr>
-              <w:t xml:space="preserve">A </w:t>
-            </w:r>
-            <w:r>
-              <w:rPr>
-                <w:rFonts w:ascii="Avenir Next" w:hAnsi="Avenir Next" w:cs="Avenir Next" w:eastAsia="Avenir Next"/>
-                <w:b/>
-                <w:color w:val="1A1A1A"/>
-                <w:sz w:val="18"/>
+              <w:t xml:space="preserve">histogram</w:t>
+            </w:r>
+            <w:r>
+              <w:rPr>
+                <w:rFonts w:ascii="Avenir Next" w:hAnsi="Avenir Next" w:cs="Avenir Next" w:eastAsia="Avenir Next"/>
+                <w:color w:val="1A1A1A"/>
+                <w:sz w:val="22"/>
                 <w:szCs w:val="18"/>
               </w:rPr>
-              <w:t xml:space="preserve">histogram</w:t>
-            </w:r>
-            <w:r>
-              <w:rPr>
-                <w:rFonts w:ascii="Avenir Next" w:hAnsi="Avenir Next" w:cs="Avenir Next" w:eastAsia="Avenir Next"/>
-                <w:color w:val="1A1A1A"/>
-                <w:sz w:val="18"/>
+              <w:t xml:space="preserve"> groups data into </w:t>
+            </w:r>
+            <w:r>
+              <w:rPr>
+                <w:rFonts w:ascii="Avenir Next" w:hAnsi="Avenir Next" w:cs="Avenir Next" w:eastAsia="Avenir Next"/>
+                <w:b/>
+                <w:color w:val="1A1A1A"/>
+                <w:sz w:val="22"/>
                 <w:szCs w:val="18"/>
               </w:rPr>
-              <w:t xml:space="preserve"> groups data into </w:t>
-            </w:r>
-            <w:r>
-              <w:rPr>
-                <w:rFonts w:ascii="Avenir Next" w:hAnsi="Avenir Next" w:cs="Avenir Next" w:eastAsia="Avenir Next"/>
-                <w:b/>
-                <w:color w:val="1A1A1A"/>
-                <w:sz w:val="18"/>
-                <w:szCs w:val="18"/>
-              </w:rPr>
               <w:t xml:space="preserve">equal intervals</w:t>
             </w:r>
             <w:r>
               <w:rPr>
                 <w:rFonts w:ascii="Avenir Next" w:hAnsi="Avenir Next" w:cs="Avenir Next" w:eastAsia="Avenir Next"/>
                 <w:color w:val="1A1A1A"/>
-                <w:sz w:val="18"/>
+                <w:sz w:val="22"/>
                 <w:szCs w:val="18"/>
               </w:rPr>
               <w:t xml:space="preserve">, like 0–9, 10–19, 20–29.</w:t>
@@ -260,44 +262,44 @@
                 <w:rFonts w:ascii="Avenir Next" w:hAnsi="Avenir Next" w:cs="Avenir Next" w:eastAsia="Avenir Next"/>
                 <w:b/>
                 <w:color w:val="003A70"/>
+                <w:sz w:val="22"/>
+                <w:szCs w:val="18"/>
+              </w:rPr>
+              <w:t xml:space="preserve">•</w:t>
+            </w:r>
+            <w:r>
+              <w:rPr>
+                <w:rFonts w:ascii="Avenir Next" w:hAnsi="Avenir Next" w:cs="Avenir Next" w:eastAsia="Avenir Next"/>
+                <w:color w:val="1A1A1A"/>
                 <w:sz w:val="18"/>
                 <w:szCs w:val="18"/>
               </w:rPr>
-              <w:t xml:space="preserve">•</w:t>
-            </w:r>
-            <w:r>
-              <w:rPr>
-                <w:rFonts w:ascii="Avenir Next" w:hAnsi="Avenir Next" w:cs="Avenir Next" w:eastAsia="Avenir Next"/>
-                <w:color w:val="1A1A1A"/>
-                <w:sz w:val="18"/>
+              <w:tab/>
+            </w:r>
+            <w:r>
+              <w:rPr>
+                <w:rFonts w:ascii="Avenir Next" w:hAnsi="Avenir Next" w:cs="Avenir Next" w:eastAsia="Avenir Next"/>
+                <w:color w:val="1A1A1A"/>
+                <w:sz w:val="22"/>
                 <w:szCs w:val="18"/>
               </w:rPr>
-              <w:tab/>
-            </w:r>
-            <w:r>
-              <w:rPr>
-                <w:rFonts w:ascii="Avenir Next" w:hAnsi="Avenir Next" w:cs="Avenir Next" w:eastAsia="Avenir Next"/>
-                <w:color w:val="1A1A1A"/>
-                <w:sz w:val="18"/>
+              <w:t xml:space="preserve">The </w:t>
+            </w:r>
+            <w:r>
+              <w:rPr>
+                <w:rFonts w:ascii="Avenir Next" w:hAnsi="Avenir Next" w:cs="Avenir Next" w:eastAsia="Avenir Next"/>
+                <w:b/>
+                <w:color w:val="1A1A1A"/>
+                <w:sz w:val="22"/>
                 <w:szCs w:val="18"/>
               </w:rPr>
-              <w:t xml:space="preserve">The </w:t>
-            </w:r>
-            <w:r>
-              <w:rPr>
-                <w:rFonts w:ascii="Avenir Next" w:hAnsi="Avenir Next" w:cs="Avenir Next" w:eastAsia="Avenir Next"/>
-                <w:b/>
-                <w:color w:val="1A1A1A"/>
-                <w:sz w:val="18"/>
-                <w:szCs w:val="18"/>
-              </w:rPr>
               <w:t xml:space="preserve">frequency</w:t>
             </w:r>
             <w:r>
               <w:rPr>
                 <w:rFonts w:ascii="Avenir Next" w:hAnsi="Avenir Next" w:cs="Avenir Next" w:eastAsia="Avenir Next"/>
                 <w:color w:val="1A1A1A"/>
-                <w:sz w:val="18"/>
+                <w:sz w:val="22"/>
                 <w:szCs w:val="18"/>
               </w:rPr>
               <w:t xml:space="preserve"> is how many values fall in an interval. It sets the bar height.</w:t>
@@ -316,44 +318,44 @@
                 <w:rFonts w:ascii="Avenir Next" w:hAnsi="Avenir Next" w:cs="Avenir Next" w:eastAsia="Avenir Next"/>
                 <w:b/>
                 <w:color w:val="003A70"/>
+                <w:sz w:val="22"/>
+                <w:szCs w:val="18"/>
+              </w:rPr>
+              <w:t xml:space="preserve">•</w:t>
+            </w:r>
+            <w:r>
+              <w:rPr>
+                <w:rFonts w:ascii="Avenir Next" w:hAnsi="Avenir Next" w:cs="Avenir Next" w:eastAsia="Avenir Next"/>
+                <w:color w:val="1A1A1A"/>
                 <w:sz w:val="18"/>
                 <w:szCs w:val="18"/>
               </w:rPr>
-              <w:t xml:space="preserve">•</w:t>
-            </w:r>
-            <w:r>
-              <w:rPr>
-                <w:rFonts w:ascii="Avenir Next" w:hAnsi="Avenir Next" w:cs="Avenir Next" w:eastAsia="Avenir Next"/>
-                <w:color w:val="1A1A1A"/>
-                <w:sz w:val="18"/>
+              <w:tab/>
+            </w:r>
+            <w:r>
+              <w:rPr>
+                <w:rFonts w:ascii="Avenir Next" w:hAnsi="Avenir Next" w:cs="Avenir Next" w:eastAsia="Avenir Next"/>
+                <w:color w:val="1A1A1A"/>
+                <w:sz w:val="22"/>
                 <w:szCs w:val="18"/>
               </w:rPr>
-              <w:tab/>
-            </w:r>
-            <w:r>
-              <w:rPr>
-                <w:rFonts w:ascii="Avenir Next" w:hAnsi="Avenir Next" w:cs="Avenir Next" w:eastAsia="Avenir Next"/>
-                <w:color w:val="1A1A1A"/>
-                <w:sz w:val="18"/>
+              <w:t xml:space="preserve">Intervals do not overlap, and the bars </w:t>
+            </w:r>
+            <w:r>
+              <w:rPr>
+                <w:rFonts w:ascii="Avenir Next" w:hAnsi="Avenir Next" w:cs="Avenir Next" w:eastAsia="Avenir Next"/>
+                <w:b/>
+                <w:color w:val="1A1A1A"/>
+                <w:sz w:val="22"/>
                 <w:szCs w:val="18"/>
               </w:rPr>
-              <w:t xml:space="preserve">Intervals do not overlap, and the bars </w:t>
-            </w:r>
-            <w:r>
-              <w:rPr>
-                <w:rFonts w:ascii="Avenir Next" w:hAnsi="Avenir Next" w:cs="Avenir Next" w:eastAsia="Avenir Next"/>
-                <w:b/>
-                <w:color w:val="1A1A1A"/>
-                <w:sz w:val="18"/>
-                <w:szCs w:val="18"/>
-              </w:rPr>
               <w:t xml:space="preserve">touch</w:t>
             </w:r>
             <w:r>
               <w:rPr>
                 <w:rFonts w:ascii="Avenir Next" w:hAnsi="Avenir Next" w:cs="Avenir Next" w:eastAsia="Avenir Next"/>
                 <w:color w:val="1A1A1A"/>
-                <w:sz w:val="18"/>
+                <w:sz w:val="22"/>
                 <w:szCs w:val="18"/>
               </w:rPr>
               <w:t xml:space="preserve">.</w:t>
@@ -368,6 +370,7 @@
           </w:tcPr>
           <w:p>
             <w:pPr>
+              <w:pStyle w:val="Heading2"/>
               <w:spacing w:before="0" w:after="0" w:line="240" w:lineRule="auto"/>
             </w:pPr>
             <w:r>
@@ -390,7 +393,7 @@
               <w:rPr>
                 <w:rFonts w:ascii="Avenir Next" w:hAnsi="Avenir Next" w:cs="Avenir Next" w:eastAsia="Avenir Next"/>
                 <w:color w:val="1A1A1A"/>
-                <w:sz w:val="17"/>
+                <w:sz w:val="22"/>
                 <w:szCs w:val="17"/>
               </w:rPr>
               <w:t xml:space="preserve">Minutes of practice: 4, 15, 22, 9, 18, 27, 13, 16, 21, 11. Make a frequency table.</w:t>
@@ -409,25 +412,25 @@
                 <w:rFonts w:ascii="Avenir Next" w:hAnsi="Avenir Next" w:cs="Avenir Next" w:eastAsia="Avenir Next"/>
                 <w:b/>
                 <w:color w:val="003A70"/>
+                <w:sz w:val="22"/>
+                <w:szCs w:val="17"/>
+              </w:rPr>
+              <w:t xml:space="preserve">Step 1</w:t>
+            </w:r>
+            <w:r>
+              <w:rPr>
+                <w:rFonts w:ascii="Avenir Next" w:hAnsi="Avenir Next" w:cs="Avenir Next" w:eastAsia="Avenir Next"/>
+                <w:color w:val="1A1A1A"/>
                 <w:sz w:val="17"/>
                 <w:szCs w:val="17"/>
               </w:rPr>
-              <w:t xml:space="preserve">Step 1</w:t>
-            </w:r>
-            <w:r>
-              <w:rPr>
-                <w:rFonts w:ascii="Avenir Next" w:hAnsi="Avenir Next" w:cs="Avenir Next" w:eastAsia="Avenir Next"/>
-                <w:color w:val="1A1A1A"/>
-                <w:sz w:val="17"/>
-                <w:szCs w:val="17"/>
-              </w:rPr>
               <w:tab/>
             </w:r>
             <w:r>
               <w:rPr>
                 <w:rFonts w:ascii="Avenir Next" w:hAnsi="Avenir Next" w:cs="Avenir Next" w:eastAsia="Avenir Next"/>
                 <w:color w:val="1A1A1A"/>
-                <w:sz w:val="17"/>
+                <w:sz w:val="22"/>
                 <w:szCs w:val="17"/>
               </w:rPr>
               <w:t xml:space="preserve">0–9: 4, 9, so the frequency is 2.</w:t>
@@ -446,25 +449,25 @@
                 <w:rFonts w:ascii="Avenir Next" w:hAnsi="Avenir Next" w:cs="Avenir Next" w:eastAsia="Avenir Next"/>
                 <w:b/>
                 <w:color w:val="003A70"/>
+                <w:sz w:val="22"/>
+                <w:szCs w:val="17"/>
+              </w:rPr>
+              <w:t xml:space="preserve">Step 2</w:t>
+            </w:r>
+            <w:r>
+              <w:rPr>
+                <w:rFonts w:ascii="Avenir Next" w:hAnsi="Avenir Next" w:cs="Avenir Next" w:eastAsia="Avenir Next"/>
+                <w:color w:val="1A1A1A"/>
                 <w:sz w:val="17"/>
                 <w:szCs w:val="17"/>
               </w:rPr>
-              <w:t xml:space="preserve">Step 2</w:t>
-            </w:r>
-            <w:r>
-              <w:rPr>
-                <w:rFonts w:ascii="Avenir Next" w:hAnsi="Avenir Next" w:cs="Avenir Next" w:eastAsia="Avenir Next"/>
-                <w:color w:val="1A1A1A"/>
-                <w:sz w:val="17"/>
-                <w:szCs w:val="17"/>
-              </w:rPr>
               <w:tab/>
             </w:r>
             <w:r>
               <w:rPr>
                 <w:rFonts w:ascii="Avenir Next" w:hAnsi="Avenir Next" w:cs="Avenir Next" w:eastAsia="Avenir Next"/>
                 <w:color w:val="1A1A1A"/>
-                <w:sz w:val="17"/>
+                <w:sz w:val="22"/>
                 <w:szCs w:val="17"/>
               </w:rPr>
               <w:t xml:space="preserve">10–19: 15, 18, 13, 16, 11, so it is 5.</w:t>
@@ -483,25 +486,25 @@
                 <w:rFonts w:ascii="Avenir Next" w:hAnsi="Avenir Next" w:cs="Avenir Next" w:eastAsia="Avenir Next"/>
                 <w:b/>
                 <w:color w:val="003A70"/>
+                <w:sz w:val="22"/>
+                <w:szCs w:val="17"/>
+              </w:rPr>
+              <w:t xml:space="preserve">Step 3</w:t>
+            </w:r>
+            <w:r>
+              <w:rPr>
+                <w:rFonts w:ascii="Avenir Next" w:hAnsi="Avenir Next" w:cs="Avenir Next" w:eastAsia="Avenir Next"/>
+                <w:color w:val="1A1A1A"/>
                 <w:sz w:val="17"/>
                 <w:szCs w:val="17"/>
               </w:rPr>
-              <w:t xml:space="preserve">Step 3</w:t>
-            </w:r>
-            <w:r>
-              <w:rPr>
-                <w:rFonts w:ascii="Avenir Next" w:hAnsi="Avenir Next" w:cs="Avenir Next" w:eastAsia="Avenir Next"/>
-                <w:color w:val="1A1A1A"/>
-                <w:sz w:val="17"/>
-                <w:szCs w:val="17"/>
-              </w:rPr>
               <w:tab/>
             </w:r>
             <w:r>
               <w:rPr>
                 <w:rFonts w:ascii="Avenir Next" w:hAnsi="Avenir Next" w:cs="Avenir Next" w:eastAsia="Avenir Next"/>
                 <w:color w:val="1A1A1A"/>
-                <w:sz w:val="17"/>
+                <w:sz w:val="22"/>
                 <w:szCs w:val="17"/>
               </w:rPr>
               <w:t xml:space="preserve">20–29: 22, 27, 21, so it is 3.</w:t>
@@ -520,18 +523,18 @@
                 <w:rFonts w:ascii="Avenir Next" w:hAnsi="Avenir Next" w:cs="Avenir Next" w:eastAsia="Avenir Next"/>
                 <w:b/>
                 <w:color w:val="1A1A1A"/>
+                <w:sz w:val="22"/>
+                <w:szCs w:val="17"/>
+              </w:rPr>
+              <w:t xml:space="preserve">Answer</w:t>
+            </w:r>
+            <w:r>
+              <w:rPr>
+                <w:rFonts w:ascii="Avenir Next" w:hAnsi="Avenir Next" w:cs="Avenir Next" w:eastAsia="Avenir Next"/>
+                <w:color w:val="1A1A1A"/>
                 <w:sz w:val="17"/>
                 <w:szCs w:val="17"/>
               </w:rPr>
-              <w:t xml:space="preserve">Answer</w:t>
-            </w:r>
-            <w:r>
-              <w:rPr>
-                <w:rFonts w:ascii="Avenir Next" w:hAnsi="Avenir Next" w:cs="Avenir Next" w:eastAsia="Avenir Next"/>
-                <w:color w:val="1A1A1A"/>
-                <w:sz w:val="17"/>
-                <w:szCs w:val="17"/>
-              </w:rPr>
               <w:tab/>
             </w:r>
             <w:r>
@@ -539,7 +542,7 @@
                 <w:rFonts w:ascii="Avenir Next" w:hAnsi="Avenir Next" w:cs="Avenir Next" w:eastAsia="Avenir Next"/>
                 <w:b/>
                 <w:color w:val="1A1A1A"/>
-                <w:sz w:val="17"/>
+                <w:sz w:val="22"/>
                 <w:szCs w:val="17"/>
               </w:rPr>
               <w:t xml:space="preserve">2, 5, 3</w:t>
@@ -550,6 +553,7 @@
     </w:tbl>
     <w:p>
       <w:pPr>
+        <w:pStyle w:val="Heading2"/>
         <w:keepNext/>
         <w:pBdr>
           <w:bottom w:val="single" w:sz="8" w:space="3" w:color="003A70"/>
@@ -565,7 +569,7 @@
           <w:b/>
           <w:color w:val="003A70"/>
           <w:spacing w:val="14"/>
-          <w:sz w:val="19"/>
+          <w:sz w:val="22"/>
           <w:szCs w:val="19"/>
         </w:rPr>
         <w:t xml:space="preserve">PRACTICE</w:t>
@@ -584,7 +588,7 @@
           <w:rFonts w:ascii="Avenir Next" w:hAnsi="Avenir Next" w:cs="Avenir Next" w:eastAsia="Avenir Next"/>
           <w:i/>
           <w:color w:val="5A5F66"/>
-          <w:sz w:val="17"/>
+          <w:sz w:val="22"/>
           <w:szCs w:val="17"/>
         </w:rPr>
         <w:t xml:space="preserve">show your work · label units</w:t>
@@ -604,18 +608,18 @@
           <w:rFonts w:ascii="Avenir Next" w:hAnsi="Avenir Next" w:cs="Avenir Next" w:eastAsia="Avenir Next"/>
           <w:b/>
           <w:color w:val="1A1A1A"/>
+          <w:sz w:val="22"/>
+          <w:szCs w:val="20"/>
+        </w:rPr>
+        <w:t xml:space="preserve">1.</w:t>
+      </w:r>
+      <w:r>
+        <w:rPr>
+          <w:rFonts w:ascii="Avenir Next" w:hAnsi="Avenir Next" w:cs="Avenir Next" w:eastAsia="Avenir Next"/>
+          <w:color w:val="1A1A1A"/>
           <w:sz w:val="20"/>
           <w:szCs w:val="20"/>
         </w:rPr>
-        <w:t xml:space="preserve">1.</w:t>
-      </w:r>
-      <w:r>
-        <w:rPr>
-          <w:rFonts w:ascii="Avenir Next" w:hAnsi="Avenir Next" w:cs="Avenir Next" w:eastAsia="Avenir Next"/>
-          <w:color w:val="1A1A1A"/>
-          <w:sz w:val="20"/>
-          <w:szCs w:val="20"/>
-        </w:rPr>
         <w:tab/>
       </w:r>
       <w:r>
@@ -623,7 +627,7 @@
           <w:rFonts w:ascii="Avenir Next" w:hAnsi="Avenir Next" w:cs="Avenir Next" w:eastAsia="Avenir Next"/>
           <w:b/>
           <w:color w:val="1A1A1A"/>
-          <w:sz w:val="20"/>
+          <w:sz w:val="22"/>
           <w:szCs w:val="20"/>
         </w:rPr>
         <w:t xml:space="preserve">Points Scored.  </w:t>
@@ -632,7 +636,7 @@
         <w:rPr>
           <w:rFonts w:ascii="Avenir Next" w:hAnsi="Avenir Next" w:cs="Avenir Next" w:eastAsia="Avenir Next"/>
           <w:color w:val="1A1A1A"/>
-          <w:sz w:val="20"/>
+          <w:sz w:val="22"/>
           <w:szCs w:val="20"/>
         </w:rPr>
         <w:t xml:space="preserve">A player scored these points in 12 games: 8, 14, 21, 5, 17, 12, 25, 19, 11, 23, 16, 9. Complete the frequency table.</w:t>
@@ -686,7 +690,7 @@
                 <w:rFonts w:ascii="Avenir Next" w:hAnsi="Avenir Next" w:cs="Avenir Next" w:eastAsia="Avenir Next"/>
                 <w:b/>
                 <w:color w:val="1A1A1A"/>
-                <w:sz w:val="19"/>
+                <w:sz w:val="22"/>
                 <w:szCs w:val="19"/>
               </w:rPr>
               <w:t xml:space="preserve">Points</w:t>
@@ -709,7 +713,7 @@
                 <w:rFonts w:ascii="Avenir Next" w:hAnsi="Avenir Next" w:cs="Avenir Next" w:eastAsia="Avenir Next"/>
                 <w:b/>
                 <w:color w:val="1A1A1A"/>
-                <w:sz w:val="19"/>
+                <w:sz w:val="22"/>
                 <w:szCs w:val="19"/>
               </w:rPr>
               <w:t xml:space="preserve">Tally</w:t>
@@ -732,7 +736,7 @@
                 <w:rFonts w:ascii="Avenir Next" w:hAnsi="Avenir Next" w:cs="Avenir Next" w:eastAsia="Avenir Next"/>
                 <w:b/>
                 <w:color w:val="1A1A1A"/>
-                <w:sz w:val="19"/>
+                <w:sz w:val="22"/>
                 <w:szCs w:val="19"/>
               </w:rPr>
               <w:t xml:space="preserve">Frequency</w:t>
@@ -761,7 +765,7 @@
                 <w:rFonts w:ascii="Avenir Next" w:hAnsi="Avenir Next" w:cs="Avenir Next" w:eastAsia="Avenir Next"/>
                 <w:b/>
                 <w:color w:val="1A1A1A"/>
-                <w:sz w:val="19"/>
+                <w:sz w:val="22"/>
                 <w:szCs w:val="19"/>
               </w:rPr>
               <w:t xml:space="preserve">0–9</w:t>
@@ -812,7 +816,7 @@
                 <w:rFonts w:ascii="Avenir Next" w:hAnsi="Avenir Next" w:cs="Avenir Next" w:eastAsia="Avenir Next"/>
                 <w:b/>
                 <w:color w:val="1A1A1A"/>
-                <w:sz w:val="19"/>
+                <w:sz w:val="22"/>
                 <w:szCs w:val="19"/>
               </w:rPr>
               <w:t xml:space="preserve">10–19</w:t>
@@ -863,7 +867,7 @@
                 <w:rFonts w:ascii="Avenir Next" w:hAnsi="Avenir Next" w:cs="Avenir Next" w:eastAsia="Avenir Next"/>
                 <w:b/>
                 <w:color w:val="1A1A1A"/>
-                <w:sz w:val="19"/>
+                <w:sz w:val="22"/>
                 <w:szCs w:val="19"/>
               </w:rPr>
               <w:t xml:space="preserve">20–29</w:t>
@@ -952,7 +956,7 @@
                 <w:rFonts w:ascii="Avenir Next" w:hAnsi="Avenir Next" w:cs="Avenir Next" w:eastAsia="Avenir Next"/>
                 <w:b/>
                 <w:color w:val="1A1A1A"/>
-                <w:sz w:val="20"/>
+                <w:sz w:val="22"/>
                 <w:szCs w:val="20"/>
               </w:rPr>
               <w:t xml:space="preserve">2.</w:t>
@@ -970,7 +974,7 @@
               <w:rPr>
                 <w:rFonts w:ascii="Avenir Next" w:hAnsi="Avenir Next" w:cs="Avenir Next" w:eastAsia="Avenir Next"/>
                 <w:color w:val="1A1A1A"/>
-                <w:sz w:val="20"/>
+                <w:sz w:val="22"/>
                 <w:szCs w:val="20"/>
               </w:rPr>
               <w:t xml:space="preserve">Draw the histogram for Problem 1. Bars should touch.</w:t>
@@ -990,7 +994,7 @@
                 <w:rFonts w:ascii="Avenir Next" w:hAnsi="Avenir Next" w:cs="Avenir Next" w:eastAsia="Avenir Next"/>
                 <w:b/>
                 <w:color w:val="003A70"/>
-                <w:sz w:val="20"/>
+                <w:sz w:val="22"/>
                 <w:szCs w:val="20"/>
               </w:rPr>
               <w:t xml:space="preserve">a.</w:t>
@@ -1008,7 +1012,7 @@
               <w:rPr>
                 <w:rFonts w:ascii="Avenir Next" w:hAnsi="Avenir Next" w:cs="Avenir Next" w:eastAsia="Avenir Next"/>
                 <w:color w:val="1A1A1A"/>
-                <w:sz w:val="20"/>
+                <w:sz w:val="22"/>
                 <w:szCs w:val="20"/>
               </w:rPr>
               <w:t xml:space="preserve">Which interval has the tallest bar?</w:t>
@@ -1047,7 +1051,7 @@
                 <w:rFonts w:ascii="Avenir Next" w:hAnsi="Avenir Next" w:cs="Avenir Next" w:eastAsia="Avenir Next"/>
                 <w:b/>
                 <w:color w:val="003A70"/>
-                <w:sz w:val="20"/>
+                <w:sz w:val="22"/>
                 <w:szCs w:val="20"/>
               </w:rPr>
               <w:t xml:space="preserve">b.</w:t>
@@ -1065,7 +1069,7 @@
               <w:rPr>
                 <w:rFonts w:ascii="Avenir Next" w:hAnsi="Avenir Next" w:cs="Avenir Next" w:eastAsia="Avenir Next"/>
                 <w:color w:val="1A1A1A"/>
-                <w:sz w:val="20"/>
+                <w:sz w:val="22"/>
                 <w:szCs w:val="20"/>
               </w:rPr>
               <w:t xml:space="preserve">Games with 10 or more points:</w:t>
@@ -1108,7 +1112,7 @@
               <w:drawing>
                 <wp:inline distT="0" distB="0" distL="0" distR="0">
                   <wp:extent cx="2377440" cy="1645920"/>
-                  <wp:docPr id="1" name="Figure 1"/>
+                  <wp:docPr id="1" name="Figure 1" descr="Histogram. Horizontal axis: Points Scored; vertical axis: frequency. Bar intervals and frequencies: 0 to 9: 0; 10 to 19: 0; 20 to 29: 0."/>
                   <a:graphic xmlns:a="http://schemas.openxmlformats.org/drawingml/2006/main">
                     <a:graphicData uri="http://schemas.openxmlformats.org/drawingml/2006/picture">
                       <pic:pic xmlns:pic="http://schemas.openxmlformats.org/drawingml/2006/picture">
@@ -1160,18 +1164,18 @@
           <w:rFonts w:ascii="Avenir Next" w:hAnsi="Avenir Next" w:cs="Avenir Next" w:eastAsia="Avenir Next"/>
           <w:b/>
           <w:color w:val="1A1A1A"/>
+          <w:sz w:val="22"/>
+          <w:szCs w:val="20"/>
+        </w:rPr>
+        <w:t xml:space="preserve">3.</w:t>
+      </w:r>
+      <w:r>
+        <w:rPr>
+          <w:rFonts w:ascii="Avenir Next" w:hAnsi="Avenir Next" w:cs="Avenir Next" w:eastAsia="Avenir Next"/>
+          <w:color w:val="1A1A1A"/>
           <w:sz w:val="20"/>
           <w:szCs w:val="20"/>
         </w:rPr>
-        <w:t xml:space="preserve">3.</w:t>
-      </w:r>
-      <w:r>
-        <w:rPr>
-          <w:rFonts w:ascii="Avenir Next" w:hAnsi="Avenir Next" w:cs="Avenir Next" w:eastAsia="Avenir Next"/>
-          <w:color w:val="1A1A1A"/>
-          <w:sz w:val="20"/>
-          <w:szCs w:val="20"/>
-        </w:rPr>
         <w:tab/>
       </w:r>
       <w:r>
@@ -1179,7 +1183,7 @@
           <w:rFonts w:ascii="Avenir Next" w:hAnsi="Avenir Next" w:cs="Avenir Next" w:eastAsia="Avenir Next"/>
           <w:b/>
           <w:color w:val="1A1A1A"/>
-          <w:sz w:val="20"/>
+          <w:sz w:val="22"/>
           <w:szCs w:val="20"/>
         </w:rPr>
         <w:t xml:space="preserve">Picnic Ages.  </w:t>
@@ -1188,7 +1192,7 @@
         <w:rPr>
           <w:rFonts w:ascii="Avenir Next" w:hAnsi="Avenir Next" w:cs="Avenir Next" w:eastAsia="Avenir Next"/>
           <w:color w:val="1A1A1A"/>
-          <w:sz w:val="20"/>
+          <w:sz w:val="22"/>
           <w:szCs w:val="20"/>
         </w:rPr>
         <w:t xml:space="preserve">34, 22, 41, 38, 27, 45, 31, 36, 29, 48 years. Find each frequency.</w:t>
@@ -1244,7 +1248,7 @@
                 <w:rFonts w:ascii="Avenir Next" w:hAnsi="Avenir Next" w:cs="Avenir Next" w:eastAsia="Avenir Next"/>
                 <w:b/>
                 <w:color w:val="003A70"/>
-                <w:sz w:val="20"/>
+                <w:sz w:val="22"/>
                 <w:szCs w:val="20"/>
               </w:rPr>
               <w:t xml:space="preserve">a.</w:t>
@@ -1262,7 +1266,7 @@
               <w:rPr>
                 <w:rFonts w:ascii="Avenir Next" w:hAnsi="Avenir Next" w:cs="Avenir Next" w:eastAsia="Avenir Next"/>
                 <w:color w:val="1A1A1A"/>
-                <w:sz w:val="20"/>
+                <w:sz w:val="22"/>
                 <w:szCs w:val="20"/>
               </w:rPr>
               <w:t xml:space="preserve">20–29:</w:t>
@@ -1306,7 +1310,7 @@
                 <w:rFonts w:ascii="Avenir Next" w:hAnsi="Avenir Next" w:cs="Avenir Next" w:eastAsia="Avenir Next"/>
                 <w:b/>
                 <w:color w:val="003A70"/>
-                <w:sz w:val="20"/>
+                <w:sz w:val="22"/>
                 <w:szCs w:val="20"/>
               </w:rPr>
               <w:t xml:space="preserve">b.</w:t>
@@ -1324,7 +1328,7 @@
               <w:rPr>
                 <w:rFonts w:ascii="Avenir Next" w:hAnsi="Avenir Next" w:cs="Avenir Next" w:eastAsia="Avenir Next"/>
                 <w:color w:val="1A1A1A"/>
-                <w:sz w:val="20"/>
+                <w:sz w:val="22"/>
                 <w:szCs w:val="20"/>
               </w:rPr>
               <w:t xml:space="preserve">30–39:</w:t>
@@ -1368,7 +1372,7 @@
                 <w:rFonts w:ascii="Avenir Next" w:hAnsi="Avenir Next" w:cs="Avenir Next" w:eastAsia="Avenir Next"/>
                 <w:b/>
                 <w:color w:val="003A70"/>
-                <w:sz w:val="20"/>
+                <w:sz w:val="22"/>
                 <w:szCs w:val="20"/>
               </w:rPr>
               <w:t xml:space="preserve">c.</w:t>
@@ -1386,7 +1390,7 @@
               <w:rPr>
                 <w:rFonts w:ascii="Avenir Next" w:hAnsi="Avenir Next" w:cs="Avenir Next" w:eastAsia="Avenir Next"/>
                 <w:color w:val="1A1A1A"/>
-                <w:sz w:val="20"/>
+                <w:sz w:val="22"/>
                 <w:szCs w:val="20"/>
               </w:rPr>
               <w:t xml:space="preserve">40–49:</w:t>
@@ -1433,18 +1437,18 @@
           <w:rFonts w:ascii="Avenir Next" w:hAnsi="Avenir Next" w:cs="Avenir Next" w:eastAsia="Avenir Next"/>
           <w:b/>
           <w:color w:val="1A1A1A"/>
+          <w:sz w:val="22"/>
+          <w:szCs w:val="20"/>
+        </w:rPr>
+        <w:t xml:space="preserve">4.</w:t>
+      </w:r>
+      <w:r>
+        <w:rPr>
+          <w:rFonts w:ascii="Avenir Next" w:hAnsi="Avenir Next" w:cs="Avenir Next" w:eastAsia="Avenir Next"/>
+          <w:color w:val="1A1A1A"/>
           <w:sz w:val="20"/>
           <w:szCs w:val="20"/>
         </w:rPr>
-        <w:t xml:space="preserve">4.</w:t>
-      </w:r>
-      <w:r>
-        <w:rPr>
-          <w:rFonts w:ascii="Avenir Next" w:hAnsi="Avenir Next" w:cs="Avenir Next" w:eastAsia="Avenir Next"/>
-          <w:color w:val="1A1A1A"/>
-          <w:sz w:val="20"/>
-          <w:szCs w:val="20"/>
-        </w:rPr>
         <w:tab/>
       </w:r>
       <w:r>
@@ -1452,7 +1456,7 @@
           <w:rFonts w:ascii="Avenir Next" w:hAnsi="Avenir Next" w:cs="Avenir Next" w:eastAsia="Avenir Next"/>
           <w:b/>
           <w:color w:val="1A1A1A"/>
-          <w:sz w:val="20"/>
+          <w:sz w:val="22"/>
           <w:szCs w:val="20"/>
         </w:rPr>
         <w:t xml:space="preserve">Missing Bar.  </w:t>
@@ -1461,7 +1465,7 @@
         <w:rPr>
           <w:rFonts w:ascii="Avenir Next" w:hAnsi="Avenir Next" w:cs="Avenir Next" w:eastAsia="Avenir Next"/>
           <w:color w:val="1A1A1A"/>
-          <w:sz w:val="20"/>
+          <w:sz w:val="22"/>
           <w:szCs w:val="20"/>
         </w:rPr>
         <w:t xml:space="preserve">A histogram shows the long-jump distances of 24 students. Three bars have heights 5, 9, and 3. There is one more bar. How tall is it?</w:t>
@@ -1480,25 +1484,25 @@
           <w:rFonts w:ascii="Avenir Next" w:hAnsi="Avenir Next" w:cs="Avenir Next" w:eastAsia="Avenir Next"/>
           <w:b/>
           <w:color w:val="1A1A1A"/>
+          <w:sz w:val="22"/>
+          <w:szCs w:val="18"/>
+        </w:rPr>
+        <w:t xml:space="preserve">Answer</w:t>
+      </w:r>
+      <w:r>
+        <w:rPr>
+          <w:rFonts w:ascii="Avenir Next" w:hAnsi="Avenir Next" w:cs="Avenir Next" w:eastAsia="Avenir Next"/>
+          <w:color w:val="1A1A1A"/>
           <w:sz w:val="18"/>
           <w:szCs w:val="18"/>
         </w:rPr>
-        <w:t xml:space="preserve">Answer</w:t>
-      </w:r>
-      <w:r>
-        <w:rPr>
-          <w:rFonts w:ascii="Avenir Next" w:hAnsi="Avenir Next" w:cs="Avenir Next" w:eastAsia="Avenir Next"/>
-          <w:color w:val="1A1A1A"/>
-          <w:sz w:val="18"/>
-          <w:szCs w:val="18"/>
-        </w:rPr>
         <w:tab/>
       </w:r>
       <w:r>
         <w:rPr>
           <w:rFonts w:ascii="Avenir Next" w:hAnsi="Avenir Next" w:cs="Avenir Next" w:eastAsia="Avenir Next"/>
           <w:color w:val="1A1A1A"/>
-          <w:sz w:val="18"/>
+          <w:sz w:val="22"/>
           <w:szCs w:val="18"/>
         </w:rPr>
         <w:t xml:space="preserve">  students</w:t>
@@ -1523,18 +1527,18 @@
           <w:rFonts w:ascii="Avenir Next" w:hAnsi="Avenir Next" w:cs="Avenir Next" w:eastAsia="Avenir Next"/>
           <w:b/>
           <w:color w:val="1A1A1A"/>
+          <w:sz w:val="22"/>
+          <w:szCs w:val="20"/>
+        </w:rPr>
+        <w:t xml:space="preserve">5.</w:t>
+      </w:r>
+      <w:r>
+        <w:rPr>
+          <w:rFonts w:ascii="Avenir Next" w:hAnsi="Avenir Next" w:cs="Avenir Next" w:eastAsia="Avenir Next"/>
+          <w:color w:val="1A1A1A"/>
           <w:sz w:val="20"/>
           <w:szCs w:val="20"/>
         </w:rPr>
-        <w:t xml:space="preserve">5.</w:t>
-      </w:r>
-      <w:r>
-        <w:rPr>
-          <w:rFonts w:ascii="Avenir Next" w:hAnsi="Avenir Next" w:cs="Avenir Next" w:eastAsia="Avenir Next"/>
-          <w:color w:val="1A1A1A"/>
-          <w:sz w:val="20"/>
-          <w:szCs w:val="20"/>
-        </w:rPr>
         <w:tab/>
       </w:r>
       <w:r>
@@ -1542,7 +1546,7 @@
           <w:rFonts w:ascii="Avenir Next" w:hAnsi="Avenir Next" w:cs="Avenir Next" w:eastAsia="Avenir Next"/>
           <w:b/>
           <w:color w:val="1A1A1A"/>
-          <w:sz w:val="20"/>
+          <w:sz w:val="22"/>
           <w:szCs w:val="20"/>
         </w:rPr>
         <w:t xml:space="preserve">Find the Error.  </w:t>
@@ -1551,7 +1555,7 @@
         <w:rPr>
           <w:rFonts w:ascii="Avenir Next" w:hAnsi="Avenir Next" w:cs="Avenir Next" w:eastAsia="Avenir Next"/>
           <w:color w:val="1A1A1A"/>
-          <w:sz w:val="20"/>
+          <w:sz w:val="22"/>
           <w:szCs w:val="20"/>
         </w:rPr>
         <w:t xml:space="preserve">Marcus used the intervals 0–9, 10–14, and 15–29. Explain his mistake and fix it.</w:t>
@@ -1672,6 +1676,7 @@
           </w:tcPr>
           <w:p>
             <w:pPr>
+              <w:pStyle w:val="Heading2"/>
               <w:spacing w:before="0" w:after="0" w:line="240" w:lineRule="auto"/>
             </w:pPr>
             <w:r>
@@ -1709,7 +1714,7 @@
               <w:rPr>
                 <w:rFonts w:ascii="Avenir Next" w:hAnsi="Avenir Next" w:cs="Avenir Next" w:eastAsia="Avenir Next"/>
                 <w:color w:val="1A1A1A"/>
-                <w:sz w:val="17"/>
+                <w:sz w:val="22"/>
                 <w:szCs w:val="17"/>
               </w:rPr>
               <w:t xml:space="preserve">  I can do this on my own</w:t>
@@ -1738,7 +1743,7 @@
               <w:rPr>
                 <w:rFonts w:ascii="Avenir Next" w:hAnsi="Avenir Next" w:cs="Avenir Next" w:eastAsia="Avenir Next"/>
                 <w:color w:val="1A1A1A"/>
-                <w:sz w:val="17"/>
+                <w:sz w:val="22"/>
                 <w:szCs w:val="17"/>
               </w:rPr>
               <w:t xml:space="preserve">  I need a little help</w:t>
@@ -1767,7 +1772,7 @@
               <w:rPr>
                 <w:rFonts w:ascii="Avenir Next" w:hAnsi="Avenir Next" w:cs="Avenir Next" w:eastAsia="Avenir Next"/>
                 <w:color w:val="1A1A1A"/>
-                <w:sz w:val="17"/>
+                <w:sz w:val="22"/>
                 <w:szCs w:val="17"/>
               </w:rPr>
               <w:t xml:space="preserve">  I have a question about #</w:t>
@@ -1805,7 +1810,7 @@
         <w:rPr>
           <w:rFonts w:ascii="Avenir Next" w:hAnsi="Avenir Next" w:cs="Avenir Next" w:eastAsia="Avenir Next"/>
           <w:color w:val="5A5F66"/>
-          <w:sz w:val="17"/>
+          <w:sz w:val="22"/>
           <w:szCs w:val="17"/>
         </w:rPr>
         <w:t xml:space="preserve">Ask family members how many minutes they read today. Group the answers in intervals of 10.</w:t>
@@ -1825,10 +1830,28 @@
         <w:rPr>
           <w:rFonts w:ascii="Avenir Next" w:hAnsi="Avenir Next" w:cs="Avenir Next" w:eastAsia="Avenir Next"/>
           <w:color w:val="1A1A1A"/>
+          <w:sz w:val="22"/>
+          <w:szCs w:val="20"/>
+        </w:rPr>
+        <w:t xml:space="preserve">Name</w:t>
+      </w:r>
+      <w:r>
+        <w:rPr>
+          <w:rFonts w:ascii="Avenir Next" w:hAnsi="Avenir Next" w:cs="Avenir Next" w:eastAsia="Avenir Next"/>
+          <w:color w:val="1A1A1A"/>
           <w:sz w:val="20"/>
           <w:szCs w:val="20"/>
         </w:rPr>
-        <w:t xml:space="preserve">Name</w:t>
+        <w:tab/>
+      </w:r>
+      <w:r>
+        <w:rPr>
+          <w:rFonts w:ascii="Avenir Next" w:hAnsi="Avenir Next" w:cs="Avenir Next" w:eastAsia="Avenir Next"/>
+          <w:color w:val="1A1A1A"/>
+          <w:sz w:val="22"/>
+          <w:szCs w:val="20"/>
+        </w:rPr>
+        <w:t xml:space="preserve">   Date</w:t>
       </w:r>
       <w:r>
         <w:rPr>
@@ -1843,25 +1866,7 @@
         <w:rPr>
           <w:rFonts w:ascii="Avenir Next" w:hAnsi="Avenir Next" w:cs="Avenir Next" w:eastAsia="Avenir Next"/>
           <w:color w:val="1A1A1A"/>
-          <w:sz w:val="20"/>
-          <w:szCs w:val="20"/>
-        </w:rPr>
-        <w:t xml:space="preserve">   Date</w:t>
-      </w:r>
-      <w:r>
-        <w:rPr>
-          <w:rFonts w:ascii="Avenir Next" w:hAnsi="Avenir Next" w:cs="Avenir Next" w:eastAsia="Avenir Next"/>
-          <w:color w:val="1A1A1A"/>
-          <w:sz w:val="20"/>
-          <w:szCs w:val="20"/>
-        </w:rPr>
-        <w:tab/>
-      </w:r>
-      <w:r>
-        <w:rPr>
-          <w:rFonts w:ascii="Avenir Next" w:hAnsi="Avenir Next" w:cs="Avenir Next" w:eastAsia="Avenir Next"/>
-          <w:color w:val="1A1A1A"/>
-          <w:sz w:val="20"/>
+          <w:sz w:val="22"/>
           <w:szCs w:val="20"/>
         </w:rPr>
         <w:t xml:space="preserve">   Period</w:t>
@@ -1888,7 +1893,7 @@
           <w:caps/>
           <w:color w:val="003A70"/>
           <w:spacing w:val="12"/>
-          <w:sz w:val="19"/>
+          <w:sz w:val="22"/>
           <w:szCs w:val="19"/>
         </w:rPr>
         <w:t xml:space="preserve">Lesson 2-2  ·  Homework Packet  ·  Sheet 2 of 2</w:t>
@@ -1896,6 +1901,7 @@
     </w:p>
     <w:p>
       <w:pPr>
+        <w:pStyle w:val="Heading1"/>
         <w:keepNext/>
         <w:spacing w:before="0" w:after="0" w:line="240" w:lineRule="auto"/>
       </w:pPr>
@@ -1921,7 +1927,7 @@
         <w:rPr>
           <w:rFonts w:ascii="Avenir Next" w:hAnsi="Avenir Next" w:cs="Avenir Next" w:eastAsia="Avenir Next"/>
           <w:color w:val="5A5F66"/>
-          <w:sz w:val="17"/>
+          <w:sz w:val="22"/>
           <w:szCs w:val="17"/>
         </w:rPr>
         <w:t xml:space="preserve">Maryland Standard 6.SP.B.4   ·   Learning target — I can describe the shape of a histogram using its peak, spread, and balance.</w:t>
@@ -1968,6 +1974,7 @@
           </w:tcPr>
           <w:p>
             <w:pPr>
+              <w:pStyle w:val="Heading2"/>
               <w:spacing w:before="0" w:after="0" w:line="240" w:lineRule="auto"/>
             </w:pPr>
             <w:r>
@@ -1995,54 +2002,54 @@
                 <w:rFonts w:ascii="Avenir Next" w:hAnsi="Avenir Next" w:cs="Avenir Next" w:eastAsia="Avenir Next"/>
                 <w:b/>
                 <w:color w:val="003A70"/>
+                <w:sz w:val="22"/>
+                <w:szCs w:val="18"/>
+              </w:rPr>
+              <w:t xml:space="preserve">•</w:t>
+            </w:r>
+            <w:r>
+              <w:rPr>
+                <w:rFonts w:ascii="Avenir Next" w:hAnsi="Avenir Next" w:cs="Avenir Next" w:eastAsia="Avenir Next"/>
+                <w:color w:val="1A1A1A"/>
                 <w:sz w:val="18"/>
                 <w:szCs w:val="18"/>
               </w:rPr>
-              <w:t xml:space="preserve">•</w:t>
-            </w:r>
-            <w:r>
-              <w:rPr>
-                <w:rFonts w:ascii="Avenir Next" w:hAnsi="Avenir Next" w:cs="Avenir Next" w:eastAsia="Avenir Next"/>
-                <w:color w:val="1A1A1A"/>
-                <w:sz w:val="18"/>
+              <w:tab/>
+            </w:r>
+            <w:r>
+              <w:rPr>
+                <w:rFonts w:ascii="Avenir Next" w:hAnsi="Avenir Next" w:cs="Avenir Next" w:eastAsia="Avenir Next"/>
+                <w:b/>
+                <w:color w:val="1A1A1A"/>
+                <w:sz w:val="22"/>
                 <w:szCs w:val="18"/>
               </w:rPr>
-              <w:tab/>
-            </w:r>
-            <w:r>
-              <w:rPr>
-                <w:rFonts w:ascii="Avenir Next" w:hAnsi="Avenir Next" w:cs="Avenir Next" w:eastAsia="Avenir Next"/>
-                <w:b/>
-                <w:color w:val="1A1A1A"/>
-                <w:sz w:val="18"/>
+              <w:t xml:space="preserve">Peak</w:t>
+            </w:r>
+            <w:r>
+              <w:rPr>
+                <w:rFonts w:ascii="Avenir Next" w:hAnsi="Avenir Next" w:cs="Avenir Next" w:eastAsia="Avenir Next"/>
+                <w:color w:val="1A1A1A"/>
+                <w:sz w:val="22"/>
                 <w:szCs w:val="18"/>
               </w:rPr>
-              <w:t xml:space="preserve">Peak</w:t>
-            </w:r>
-            <w:r>
-              <w:rPr>
-                <w:rFonts w:ascii="Avenir Next" w:hAnsi="Avenir Next" w:cs="Avenir Next" w:eastAsia="Avenir Next"/>
-                <w:color w:val="1A1A1A"/>
-                <w:sz w:val="18"/>
+              <w:t xml:space="preserve">: the tallest bar. </w:t>
+            </w:r>
+            <w:r>
+              <w:rPr>
+                <w:rFonts w:ascii="Avenir Next" w:hAnsi="Avenir Next" w:cs="Avenir Next" w:eastAsia="Avenir Next"/>
+                <w:b/>
+                <w:color w:val="1A1A1A"/>
+                <w:sz w:val="22"/>
                 <w:szCs w:val="18"/>
               </w:rPr>
-              <w:t xml:space="preserve">: the tallest bar. </w:t>
-            </w:r>
-            <w:r>
-              <w:rPr>
-                <w:rFonts w:ascii="Avenir Next" w:hAnsi="Avenir Next" w:cs="Avenir Next" w:eastAsia="Avenir Next"/>
-                <w:b/>
-                <w:color w:val="1A1A1A"/>
-                <w:sz w:val="18"/>
-                <w:szCs w:val="18"/>
-              </w:rPr>
               <w:t xml:space="preserve">Symmetric</w:t>
             </w:r>
             <w:r>
               <w:rPr>
                 <w:rFonts w:ascii="Avenir Next" w:hAnsi="Avenir Next" w:cs="Avenir Next" w:eastAsia="Avenir Next"/>
                 <w:color w:val="1A1A1A"/>
-                <w:sz w:val="18"/>
+                <w:sz w:val="22"/>
                 <w:szCs w:val="18"/>
               </w:rPr>
               <w:t xml:space="preserve">: sides match.</w:t>
@@ -2061,54 +2068,54 @@
                 <w:rFonts w:ascii="Avenir Next" w:hAnsi="Avenir Next" w:cs="Avenir Next" w:eastAsia="Avenir Next"/>
                 <w:b/>
                 <w:color w:val="003A70"/>
+                <w:sz w:val="22"/>
+                <w:szCs w:val="18"/>
+              </w:rPr>
+              <w:t xml:space="preserve">•</w:t>
+            </w:r>
+            <w:r>
+              <w:rPr>
+                <w:rFonts w:ascii="Avenir Next" w:hAnsi="Avenir Next" w:cs="Avenir Next" w:eastAsia="Avenir Next"/>
+                <w:color w:val="1A1A1A"/>
                 <w:sz w:val="18"/>
                 <w:szCs w:val="18"/>
               </w:rPr>
-              <w:t xml:space="preserve">•</w:t>
-            </w:r>
-            <w:r>
-              <w:rPr>
-                <w:rFonts w:ascii="Avenir Next" w:hAnsi="Avenir Next" w:cs="Avenir Next" w:eastAsia="Avenir Next"/>
-                <w:color w:val="1A1A1A"/>
-                <w:sz w:val="18"/>
+              <w:tab/>
+            </w:r>
+            <w:r>
+              <w:rPr>
+                <w:rFonts w:ascii="Avenir Next" w:hAnsi="Avenir Next" w:cs="Avenir Next" w:eastAsia="Avenir Next"/>
+                <w:b/>
+                <w:color w:val="1A1A1A"/>
+                <w:sz w:val="22"/>
                 <w:szCs w:val="18"/>
               </w:rPr>
-              <w:tab/>
-            </w:r>
-            <w:r>
-              <w:rPr>
-                <w:rFonts w:ascii="Avenir Next" w:hAnsi="Avenir Next" w:cs="Avenir Next" w:eastAsia="Avenir Next"/>
-                <w:b/>
-                <w:color w:val="1A1A1A"/>
-                <w:sz w:val="18"/>
+              <w:t xml:space="preserve">Skewed right</w:t>
+            </w:r>
+            <w:r>
+              <w:rPr>
+                <w:rFonts w:ascii="Avenir Next" w:hAnsi="Avenir Next" w:cs="Avenir Next" w:eastAsia="Avenir Next"/>
+                <w:color w:val="1A1A1A"/>
+                <w:sz w:val="22"/>
                 <w:szCs w:val="18"/>
               </w:rPr>
-              <w:t xml:space="preserve">Skewed right</w:t>
-            </w:r>
-            <w:r>
-              <w:rPr>
-                <w:rFonts w:ascii="Avenir Next" w:hAnsi="Avenir Next" w:cs="Avenir Next" w:eastAsia="Avenir Next"/>
-                <w:color w:val="1A1A1A"/>
-                <w:sz w:val="18"/>
+              <w:t xml:space="preserve">: the tail stretches right. </w:t>
+            </w:r>
+            <w:r>
+              <w:rPr>
+                <w:rFonts w:ascii="Avenir Next" w:hAnsi="Avenir Next" w:cs="Avenir Next" w:eastAsia="Avenir Next"/>
+                <w:b/>
+                <w:color w:val="1A1A1A"/>
+                <w:sz w:val="22"/>
                 <w:szCs w:val="18"/>
               </w:rPr>
-              <w:t xml:space="preserve">: the tail stretches right. </w:t>
-            </w:r>
-            <w:r>
-              <w:rPr>
-                <w:rFonts w:ascii="Avenir Next" w:hAnsi="Avenir Next" w:cs="Avenir Next" w:eastAsia="Avenir Next"/>
-                <w:b/>
-                <w:color w:val="1A1A1A"/>
-                <w:sz w:val="18"/>
-                <w:szCs w:val="18"/>
-              </w:rPr>
               <w:t xml:space="preserve">Skewed left</w:t>
             </w:r>
             <w:r>
               <w:rPr>
                 <w:rFonts w:ascii="Avenir Next" w:hAnsi="Avenir Next" w:cs="Avenir Next" w:eastAsia="Avenir Next"/>
                 <w:color w:val="1A1A1A"/>
-                <w:sz w:val="18"/>
+                <w:sz w:val="22"/>
                 <w:szCs w:val="18"/>
               </w:rPr>
               <w:t xml:space="preserve">: the tail stretches left.</w:t>
@@ -2127,25 +2134,25 @@
                 <w:rFonts w:ascii="Avenir Next" w:hAnsi="Avenir Next" w:cs="Avenir Next" w:eastAsia="Avenir Next"/>
                 <w:b/>
                 <w:color w:val="003A70"/>
+                <w:sz w:val="22"/>
+                <w:szCs w:val="18"/>
+              </w:rPr>
+              <w:t xml:space="preserve">•</w:t>
+            </w:r>
+            <w:r>
+              <w:rPr>
+                <w:rFonts w:ascii="Avenir Next" w:hAnsi="Avenir Next" w:cs="Avenir Next" w:eastAsia="Avenir Next"/>
+                <w:color w:val="1A1A1A"/>
                 <w:sz w:val="18"/>
                 <w:szCs w:val="18"/>
               </w:rPr>
-              <w:t xml:space="preserve">•</w:t>
-            </w:r>
-            <w:r>
-              <w:rPr>
-                <w:rFonts w:ascii="Avenir Next" w:hAnsi="Avenir Next" w:cs="Avenir Next" w:eastAsia="Avenir Next"/>
-                <w:color w:val="1A1A1A"/>
-                <w:sz w:val="18"/>
-                <w:szCs w:val="18"/>
-              </w:rPr>
               <w:tab/>
             </w:r>
             <w:r>
               <w:rPr>
                 <w:rFonts w:ascii="Avenir Next" w:hAnsi="Avenir Next" w:cs="Avenir Next" w:eastAsia="Avenir Next"/>
                 <w:color w:val="1A1A1A"/>
-                <w:sz w:val="18"/>
+                <w:sz w:val="22"/>
                 <w:szCs w:val="18"/>
               </w:rPr>
               <w:t xml:space="preserve">A histogram shows counts, not exact values.</w:t>
@@ -2160,6 +2167,7 @@
           </w:tcPr>
           <w:p>
             <w:pPr>
+              <w:pStyle w:val="Heading2"/>
               <w:spacing w:before="0" w:after="0" w:line="240" w:lineRule="auto"/>
             </w:pPr>
             <w:r>
@@ -2182,7 +2190,7 @@
               <w:rPr>
                 <w:rFonts w:ascii="Avenir Next" w:hAnsi="Avenir Next" w:cs="Avenir Next" w:eastAsia="Avenir Next"/>
                 <w:color w:val="1A1A1A"/>
-                <w:sz w:val="17"/>
+                <w:sz w:val="22"/>
                 <w:szCs w:val="17"/>
               </w:rPr>
               <w:t xml:space="preserve">Bars of height 2, 7, 4, 2, 1 over 0–9, 10–19, 20–29, 30–39, 40–49. Shape?</w:t>
@@ -2201,25 +2209,25 @@
                 <w:rFonts w:ascii="Avenir Next" w:hAnsi="Avenir Next" w:cs="Avenir Next" w:eastAsia="Avenir Next"/>
                 <w:b/>
                 <w:color w:val="003A70"/>
+                <w:sz w:val="22"/>
+                <w:szCs w:val="17"/>
+              </w:rPr>
+              <w:t xml:space="preserve">Step 1</w:t>
+            </w:r>
+            <w:r>
+              <w:rPr>
+                <w:rFonts w:ascii="Avenir Next" w:hAnsi="Avenir Next" w:cs="Avenir Next" w:eastAsia="Avenir Next"/>
+                <w:color w:val="1A1A1A"/>
                 <w:sz w:val="17"/>
                 <w:szCs w:val="17"/>
               </w:rPr>
-              <w:t xml:space="preserve">Step 1</w:t>
-            </w:r>
-            <w:r>
-              <w:rPr>
-                <w:rFonts w:ascii="Avenir Next" w:hAnsi="Avenir Next" w:cs="Avenir Next" w:eastAsia="Avenir Next"/>
-                <w:color w:val="1A1A1A"/>
-                <w:sz w:val="17"/>
-                <w:szCs w:val="17"/>
-              </w:rPr>
               <w:tab/>
             </w:r>
             <w:r>
               <w:rPr>
                 <w:rFonts w:ascii="Avenir Next" w:hAnsi="Avenir Next" w:cs="Avenir Next" w:eastAsia="Avenir Next"/>
                 <w:color w:val="1A1A1A"/>
-                <w:sz w:val="17"/>
+                <w:sz w:val="22"/>
                 <w:szCs w:val="17"/>
               </w:rPr>
               <w:t xml:space="preserve">The peak is 10–19, near the left.</w:t>
@@ -2238,25 +2246,25 @@
                 <w:rFonts w:ascii="Avenir Next" w:hAnsi="Avenir Next" w:cs="Avenir Next" w:eastAsia="Avenir Next"/>
                 <w:b/>
                 <w:color w:val="003A70"/>
+                <w:sz w:val="22"/>
+                <w:szCs w:val="17"/>
+              </w:rPr>
+              <w:t xml:space="preserve">Step 2</w:t>
+            </w:r>
+            <w:r>
+              <w:rPr>
+                <w:rFonts w:ascii="Avenir Next" w:hAnsi="Avenir Next" w:cs="Avenir Next" w:eastAsia="Avenir Next"/>
+                <w:color w:val="1A1A1A"/>
                 <w:sz w:val="17"/>
                 <w:szCs w:val="17"/>
               </w:rPr>
-              <w:t xml:space="preserve">Step 2</w:t>
-            </w:r>
-            <w:r>
-              <w:rPr>
-                <w:rFonts w:ascii="Avenir Next" w:hAnsi="Avenir Next" w:cs="Avenir Next" w:eastAsia="Avenir Next"/>
-                <w:color w:val="1A1A1A"/>
-                <w:sz w:val="17"/>
-                <w:szCs w:val="17"/>
-              </w:rPr>
               <w:tab/>
             </w:r>
             <w:r>
               <w:rPr>
                 <w:rFonts w:ascii="Avenir Next" w:hAnsi="Avenir Next" w:cs="Avenir Next" w:eastAsia="Avenir Next"/>
                 <w:color w:val="1A1A1A"/>
-                <w:sz w:val="17"/>
+                <w:sz w:val="22"/>
                 <w:szCs w:val="17"/>
               </w:rPr>
               <w:t xml:space="preserve">The bars shrink to the right: a tail on the right.</w:t>
@@ -2275,18 +2283,18 @@
                 <w:rFonts w:ascii="Avenir Next" w:hAnsi="Avenir Next" w:cs="Avenir Next" w:eastAsia="Avenir Next"/>
                 <w:b/>
                 <w:color w:val="1A1A1A"/>
+                <w:sz w:val="22"/>
+                <w:szCs w:val="17"/>
+              </w:rPr>
+              <w:t xml:space="preserve">Answer</w:t>
+            </w:r>
+            <w:r>
+              <w:rPr>
+                <w:rFonts w:ascii="Avenir Next" w:hAnsi="Avenir Next" w:cs="Avenir Next" w:eastAsia="Avenir Next"/>
+                <w:color w:val="1A1A1A"/>
                 <w:sz w:val="17"/>
                 <w:szCs w:val="17"/>
               </w:rPr>
-              <w:t xml:space="preserve">Answer</w:t>
-            </w:r>
-            <w:r>
-              <w:rPr>
-                <w:rFonts w:ascii="Avenir Next" w:hAnsi="Avenir Next" w:cs="Avenir Next" w:eastAsia="Avenir Next"/>
-                <w:color w:val="1A1A1A"/>
-                <w:sz w:val="17"/>
-                <w:szCs w:val="17"/>
-              </w:rPr>
               <w:tab/>
             </w:r>
             <w:r>
@@ -2294,7 +2302,7 @@
                 <w:rFonts w:ascii="Avenir Next" w:hAnsi="Avenir Next" w:cs="Avenir Next" w:eastAsia="Avenir Next"/>
                 <w:b/>
                 <w:color w:val="1A1A1A"/>
-                <w:sz w:val="17"/>
+                <w:sz w:val="22"/>
                 <w:szCs w:val="17"/>
               </w:rPr>
               <w:t xml:space="preserve">Skewed right</w:t>
@@ -2305,6 +2313,7 @@
     </w:tbl>
     <w:p>
       <w:pPr>
+        <w:pStyle w:val="Heading2"/>
         <w:keepNext/>
         <w:pBdr>
           <w:bottom w:val="single" w:sz="8" w:space="3" w:color="003A70"/>
@@ -2320,7 +2329,7 @@
           <w:b/>
           <w:color w:val="003A70"/>
           <w:spacing w:val="14"/>
-          <w:sz w:val="19"/>
+          <w:sz w:val="22"/>
           <w:szCs w:val="19"/>
         </w:rPr>
         <w:t xml:space="preserve">PRACTICE</w:t>
@@ -2339,7 +2348,7 @@
           <w:rFonts w:ascii="Avenir Next" w:hAnsi="Avenir Next" w:cs="Avenir Next" w:eastAsia="Avenir Next"/>
           <w:i/>
           <w:color w:val="5A5F66"/>
-          <w:sz w:val="17"/>
+          <w:sz w:val="22"/>
           <w:szCs w:val="17"/>
         </w:rPr>
         <w:t xml:space="preserve">show your work · label units</w:t>
@@ -2398,7 +2407,7 @@
                 <w:rFonts w:ascii="Avenir Next" w:hAnsi="Avenir Next" w:cs="Avenir Next" w:eastAsia="Avenir Next"/>
                 <w:b/>
                 <w:color w:val="1A1A1A"/>
-                <w:sz w:val="20"/>
+                <w:sz w:val="22"/>
                 <w:szCs w:val="20"/>
               </w:rPr>
               <w:t xml:space="preserve">1.</w:t>
@@ -2417,7 +2426,7 @@
                 <w:rFonts w:ascii="Avenir Next" w:hAnsi="Avenir Next" w:cs="Avenir Next" w:eastAsia="Avenir Next"/>
                 <w:b/>
                 <w:color w:val="1A1A1A"/>
-                <w:sz w:val="20"/>
+                <w:sz w:val="22"/>
                 <w:szCs w:val="20"/>
               </w:rPr>
               <w:t xml:space="preserve">Test Scores.  </w:t>
@@ -2426,7 +2435,7 @@
               <w:rPr>
                 <w:rFonts w:ascii="Avenir Next" w:hAnsi="Avenir Next" w:cs="Avenir Next" w:eastAsia="Avenir Next"/>
                 <w:color w:val="1A1A1A"/>
-                <w:sz w:val="20"/>
+                <w:sz w:val="22"/>
                 <w:szCs w:val="20"/>
               </w:rPr>
               <w:t xml:space="preserve">The histogram shows the scores on a class test.</w:t>
@@ -2446,7 +2455,7 @@
                 <w:rFonts w:ascii="Avenir Next" w:hAnsi="Avenir Next" w:cs="Avenir Next" w:eastAsia="Avenir Next"/>
                 <w:b/>
                 <w:color w:val="003A70"/>
-                <w:sz w:val="20"/>
+                <w:sz w:val="22"/>
                 <w:szCs w:val="20"/>
               </w:rPr>
               <w:t xml:space="preserve">a.</w:t>
@@ -2464,7 +2473,7 @@
               <w:rPr>
                 <w:rFonts w:ascii="Avenir Next" w:hAnsi="Avenir Next" w:cs="Avenir Next" w:eastAsia="Avenir Next"/>
                 <w:color w:val="1A1A1A"/>
-                <w:sz w:val="20"/>
+                <w:sz w:val="22"/>
                 <w:szCs w:val="20"/>
               </w:rPr>
               <w:t xml:space="preserve">Number of students:</w:t>
@@ -2503,7 +2512,7 @@
                 <w:rFonts w:ascii="Avenir Next" w:hAnsi="Avenir Next" w:cs="Avenir Next" w:eastAsia="Avenir Next"/>
                 <w:b/>
                 <w:color w:val="003A70"/>
-                <w:sz w:val="20"/>
+                <w:sz w:val="22"/>
                 <w:szCs w:val="20"/>
               </w:rPr>
               <w:t xml:space="preserve">b.</w:t>
@@ -2521,7 +2530,7 @@
               <w:rPr>
                 <w:rFonts w:ascii="Avenir Next" w:hAnsi="Avenir Next" w:cs="Avenir Next" w:eastAsia="Avenir Next"/>
                 <w:color w:val="1A1A1A"/>
-                <w:sz w:val="20"/>
+                <w:sz w:val="22"/>
                 <w:szCs w:val="20"/>
               </w:rPr>
               <w:t xml:space="preserve">Peak interval:</w:t>
@@ -2560,7 +2569,7 @@
                 <w:rFonts w:ascii="Avenir Next" w:hAnsi="Avenir Next" w:cs="Avenir Next" w:eastAsia="Avenir Next"/>
                 <w:b/>
                 <w:color w:val="003A70"/>
-                <w:sz w:val="20"/>
+                <w:sz w:val="22"/>
                 <w:szCs w:val="20"/>
               </w:rPr>
               <w:t xml:space="preserve">c.</w:t>
@@ -2578,7 +2587,7 @@
               <w:rPr>
                 <w:rFonts w:ascii="Avenir Next" w:hAnsi="Avenir Next" w:cs="Avenir Next" w:eastAsia="Avenir Next"/>
                 <w:color w:val="1A1A1A"/>
-                <w:sz w:val="20"/>
+                <w:sz w:val="22"/>
                 <w:szCs w:val="20"/>
               </w:rPr>
               <w:t xml:space="preserve">Shape:</w:t>
@@ -2617,7 +2626,7 @@
                 <w:rFonts w:ascii="Avenir Next" w:hAnsi="Avenir Next" w:cs="Avenir Next" w:eastAsia="Avenir Next"/>
                 <w:b/>
                 <w:color w:val="003A70"/>
-                <w:sz w:val="20"/>
+                <w:sz w:val="22"/>
                 <w:szCs w:val="20"/>
               </w:rPr>
               <w:t xml:space="preserve">d.</w:t>
@@ -2635,7 +2644,7 @@
               <w:rPr>
                 <w:rFonts w:ascii="Avenir Next" w:hAnsi="Avenir Next" w:cs="Avenir Next" w:eastAsia="Avenir Next"/>
                 <w:color w:val="1A1A1A"/>
-                <w:sz w:val="20"/>
+                <w:sz w:val="22"/>
                 <w:szCs w:val="20"/>
               </w:rPr>
               <w:t xml:space="preserve">Scores of 80 or more:</w:t>
@@ -2678,7 +2687,7 @@
               <w:drawing>
                 <wp:inline distT="0" distB="0" distL="0" distR="0">
                   <wp:extent cx="2560320" cy="1463040"/>
-                  <wp:docPr id="2" name="Figure 2"/>
+                  <wp:docPr id="2" name="Figure 2" descr="Histogram. Horizontal axis: Score; vertical axis: Students. Bar intervals and frequencies: 50 to 59: 1; 60 to 69: 2; 70 to 79: 4; 80 to 89: 8; 90 to 99: 6."/>
                   <a:graphic xmlns:a="http://schemas.openxmlformats.org/drawingml/2006/main">
                     <a:graphicData uri="http://schemas.openxmlformats.org/drawingml/2006/picture">
                       <pic:pic xmlns:pic="http://schemas.openxmlformats.org/drawingml/2006/picture">
@@ -2730,25 +2739,25 @@
           <w:rFonts w:ascii="Avenir Next" w:hAnsi="Avenir Next" w:cs="Avenir Next" w:eastAsia="Avenir Next"/>
           <w:b/>
           <w:color w:val="1A1A1A"/>
+          <w:sz w:val="22"/>
+          <w:szCs w:val="20"/>
+        </w:rPr>
+        <w:t xml:space="preserve">2.</w:t>
+      </w:r>
+      <w:r>
+        <w:rPr>
+          <w:rFonts w:ascii="Avenir Next" w:hAnsi="Avenir Next" w:cs="Avenir Next" w:eastAsia="Avenir Next"/>
+          <w:color w:val="1A1A1A"/>
           <w:sz w:val="20"/>
           <w:szCs w:val="20"/>
         </w:rPr>
-        <w:t xml:space="preserve">2.</w:t>
-      </w:r>
-      <w:r>
-        <w:rPr>
-          <w:rFonts w:ascii="Avenir Next" w:hAnsi="Avenir Next" w:cs="Avenir Next" w:eastAsia="Avenir Next"/>
-          <w:color w:val="1A1A1A"/>
-          <w:sz w:val="20"/>
-          <w:szCs w:val="20"/>
-        </w:rPr>
         <w:tab/>
       </w:r>
       <w:r>
         <w:rPr>
           <w:rFonts w:ascii="Avenir Next" w:hAnsi="Avenir Next" w:cs="Avenir Next" w:eastAsia="Avenir Next"/>
           <w:color w:val="1A1A1A"/>
-          <w:sz w:val="20"/>
+          <w:sz w:val="22"/>
           <w:szCs w:val="20"/>
         </w:rPr>
         <w:t xml:space="preserve">Bar heights are listed from left to right. Name each shape.</w:t>
@@ -2804,7 +2813,7 @@
                 <w:rFonts w:ascii="Avenir Next" w:hAnsi="Avenir Next" w:cs="Avenir Next" w:eastAsia="Avenir Next"/>
                 <w:b/>
                 <w:color w:val="003A70"/>
-                <w:sz w:val="20"/>
+                <w:sz w:val="22"/>
                 <w:szCs w:val="20"/>
               </w:rPr>
               <w:t xml:space="preserve">a.</w:t>
@@ -2822,7 +2831,7 @@
               <w:rPr>
                 <w:rFonts w:ascii="Avenir Next" w:hAnsi="Avenir Next" w:cs="Avenir Next" w:eastAsia="Avenir Next"/>
                 <w:color w:val="1A1A1A"/>
-                <w:sz w:val="20"/>
+                <w:sz w:val="22"/>
                 <w:szCs w:val="20"/>
               </w:rPr>
               <w:t xml:space="preserve">1, 4, 8, 4, 1</w:t>
@@ -2866,7 +2875,7 @@
                 <w:rFonts w:ascii="Avenir Next" w:hAnsi="Avenir Next" w:cs="Avenir Next" w:eastAsia="Avenir Next"/>
                 <w:b/>
                 <w:color w:val="003A70"/>
-                <w:sz w:val="20"/>
+                <w:sz w:val="22"/>
                 <w:szCs w:val="20"/>
               </w:rPr>
               <w:t xml:space="preserve">b.</w:t>
@@ -2884,7 +2893,7 @@
               <w:rPr>
                 <w:rFonts w:ascii="Avenir Next" w:hAnsi="Avenir Next" w:cs="Avenir Next" w:eastAsia="Avenir Next"/>
                 <w:color w:val="1A1A1A"/>
-                <w:sz w:val="20"/>
+                <w:sz w:val="22"/>
                 <w:szCs w:val="20"/>
               </w:rPr>
               <w:t xml:space="preserve">9, 6, 3, 2, 1</w:t>
@@ -2928,7 +2937,7 @@
                 <w:rFonts w:ascii="Avenir Next" w:hAnsi="Avenir Next" w:cs="Avenir Next" w:eastAsia="Avenir Next"/>
                 <w:b/>
                 <w:color w:val="003A70"/>
-                <w:sz w:val="20"/>
+                <w:sz w:val="22"/>
                 <w:szCs w:val="20"/>
               </w:rPr>
               <w:t xml:space="preserve">c.</w:t>
@@ -2946,7 +2955,7 @@
               <w:rPr>
                 <w:rFonts w:ascii="Avenir Next" w:hAnsi="Avenir Next" w:cs="Avenir Next" w:eastAsia="Avenir Next"/>
                 <w:color w:val="1A1A1A"/>
-                <w:sz w:val="20"/>
+                <w:sz w:val="22"/>
                 <w:szCs w:val="20"/>
               </w:rPr>
               <w:t xml:space="preserve">1, 2, 3, 6, 10</w:t>
@@ -2996,7 +3005,7 @@
                 <w:rFonts w:ascii="Avenir Next" w:hAnsi="Avenir Next" w:cs="Avenir Next" w:eastAsia="Avenir Next"/>
                 <w:b/>
                 <w:color w:val="003A70"/>
-                <w:sz w:val="20"/>
+                <w:sz w:val="22"/>
                 <w:szCs w:val="20"/>
               </w:rPr>
               <w:t xml:space="preserve">d.</w:t>
@@ -3014,7 +3023,7 @@
               <w:rPr>
                 <w:rFonts w:ascii="Avenir Next" w:hAnsi="Avenir Next" w:cs="Avenir Next" w:eastAsia="Avenir Next"/>
                 <w:color w:val="1A1A1A"/>
-                <w:sz w:val="20"/>
+                <w:sz w:val="22"/>
                 <w:szCs w:val="20"/>
               </w:rPr>
               <w:t xml:space="preserve">3, 5, 9, 5, 3</w:t>
@@ -3058,7 +3067,7 @@
                 <w:rFonts w:ascii="Avenir Next" w:hAnsi="Avenir Next" w:cs="Avenir Next" w:eastAsia="Avenir Next"/>
                 <w:b/>
                 <w:color w:val="003A70"/>
-                <w:sz w:val="20"/>
+                <w:sz w:val="22"/>
                 <w:szCs w:val="20"/>
               </w:rPr>
               <w:t xml:space="preserve">e.</w:t>
@@ -3076,7 +3085,7 @@
               <w:rPr>
                 <w:rFonts w:ascii="Avenir Next" w:hAnsi="Avenir Next" w:cs="Avenir Next" w:eastAsia="Avenir Next"/>
                 <w:color w:val="1A1A1A"/>
-                <w:sz w:val="20"/>
+                <w:sz w:val="22"/>
                 <w:szCs w:val="20"/>
               </w:rPr>
               <w:t xml:space="preserve">12, 8, 5, 3, 2</w:t>
@@ -3120,7 +3129,7 @@
                 <w:rFonts w:ascii="Avenir Next" w:hAnsi="Avenir Next" w:cs="Avenir Next" w:eastAsia="Avenir Next"/>
                 <w:b/>
                 <w:color w:val="003A70"/>
-                <w:sz w:val="20"/>
+                <w:sz w:val="22"/>
                 <w:szCs w:val="20"/>
               </w:rPr>
               <w:t xml:space="preserve">f.</w:t>
@@ -3138,7 +3147,7 @@
               <w:rPr>
                 <w:rFonts w:ascii="Avenir Next" w:hAnsi="Avenir Next" w:cs="Avenir Next" w:eastAsia="Avenir Next"/>
                 <w:color w:val="1A1A1A"/>
-                <w:sz w:val="20"/>
+                <w:sz w:val="22"/>
                 <w:szCs w:val="20"/>
               </w:rPr>
               <w:t xml:space="preserve">2, 3, 5, 8, 12</w:t>
@@ -3185,18 +3194,18 @@
           <w:rFonts w:ascii="Avenir Next" w:hAnsi="Avenir Next" w:cs="Avenir Next" w:eastAsia="Avenir Next"/>
           <w:b/>
           <w:color w:val="1A1A1A"/>
+          <w:sz w:val="22"/>
+          <w:szCs w:val="20"/>
+        </w:rPr>
+        <w:t xml:space="preserve">3.</w:t>
+      </w:r>
+      <w:r>
+        <w:rPr>
+          <w:rFonts w:ascii="Avenir Next" w:hAnsi="Avenir Next" w:cs="Avenir Next" w:eastAsia="Avenir Next"/>
+          <w:color w:val="1A1A1A"/>
           <w:sz w:val="20"/>
           <w:szCs w:val="20"/>
         </w:rPr>
-        <w:t xml:space="preserve">3.</w:t>
-      </w:r>
-      <w:r>
-        <w:rPr>
-          <w:rFonts w:ascii="Avenir Next" w:hAnsi="Avenir Next" w:cs="Avenir Next" w:eastAsia="Avenir Next"/>
-          <w:color w:val="1A1A1A"/>
-          <w:sz w:val="20"/>
-          <w:szCs w:val="20"/>
-        </w:rPr>
         <w:tab/>
       </w:r>
       <w:r>
@@ -3204,7 +3213,7 @@
           <w:rFonts w:ascii="Avenir Next" w:hAnsi="Avenir Next" w:cs="Avenir Next" w:eastAsia="Avenir Next"/>
           <w:b/>
           <w:color w:val="1A1A1A"/>
-          <w:sz w:val="20"/>
+          <w:sz w:val="22"/>
           <w:szCs w:val="20"/>
         </w:rPr>
         <w:t xml:space="preserve">Race Times.  </w:t>
@@ -3213,7 +3222,7 @@
         <w:rPr>
           <w:rFonts w:ascii="Avenir Next" w:hAnsi="Avenir Next" w:cs="Avenir Next" w:eastAsia="Avenir Next"/>
           <w:color w:val="1A1A1A"/>
-          <w:sz w:val="20"/>
+          <w:sz w:val="22"/>
           <w:szCs w:val="20"/>
         </w:rPr>
         <w:t xml:space="preserve">Bars of 3, 8, 11, 6, 2 show 30 runners’ times: 20–24, 25–29, 30–34, 35–39, 40–44 min.</w:t>
@@ -3233,25 +3242,25 @@
           <w:rFonts w:ascii="Avenir Next" w:hAnsi="Avenir Next" w:cs="Avenir Next" w:eastAsia="Avenir Next"/>
           <w:b/>
           <w:color w:val="003A70"/>
+          <w:sz w:val="22"/>
+          <w:szCs w:val="20"/>
+        </w:rPr>
+        <w:t xml:space="preserve">a.</w:t>
+      </w:r>
+      <w:r>
+        <w:rPr>
+          <w:rFonts w:ascii="Avenir Next" w:hAnsi="Avenir Next" w:cs="Avenir Next" w:eastAsia="Avenir Next"/>
+          <w:color w:val="1A1A1A"/>
           <w:sz w:val="20"/>
           <w:szCs w:val="20"/>
         </w:rPr>
-        <w:t xml:space="preserve">a.</w:t>
-      </w:r>
-      <w:r>
-        <w:rPr>
-          <w:rFonts w:ascii="Avenir Next" w:hAnsi="Avenir Next" w:cs="Avenir Next" w:eastAsia="Avenir Next"/>
-          <w:color w:val="1A1A1A"/>
-          <w:sz w:val="20"/>
-          <w:szCs w:val="20"/>
-        </w:rPr>
         <w:tab/>
       </w:r>
       <w:r>
         <w:rPr>
           <w:rFonts w:ascii="Avenir Next" w:hAnsi="Avenir Next" w:cs="Avenir Next" w:eastAsia="Avenir Next"/>
           <w:color w:val="1A1A1A"/>
-          <w:sz w:val="20"/>
+          <w:sz w:val="22"/>
           <w:szCs w:val="20"/>
         </w:rPr>
         <w:t xml:space="preserve">How many runners finished in less than 30 minutes?</w:t>
@@ -3290,25 +3299,25 @@
           <w:rFonts w:ascii="Avenir Next" w:hAnsi="Avenir Next" w:cs="Avenir Next" w:eastAsia="Avenir Next"/>
           <w:b/>
           <w:color w:val="003A70"/>
+          <w:sz w:val="22"/>
+          <w:szCs w:val="20"/>
+        </w:rPr>
+        <w:t xml:space="preserve">b.</w:t>
+      </w:r>
+      <w:r>
+        <w:rPr>
+          <w:rFonts w:ascii="Avenir Next" w:hAnsi="Avenir Next" w:cs="Avenir Next" w:eastAsia="Avenir Next"/>
+          <w:color w:val="1A1A1A"/>
           <w:sz w:val="20"/>
           <w:szCs w:val="20"/>
         </w:rPr>
-        <w:t xml:space="preserve">b.</w:t>
-      </w:r>
-      <w:r>
-        <w:rPr>
-          <w:rFonts w:ascii="Avenir Next" w:hAnsi="Avenir Next" w:cs="Avenir Next" w:eastAsia="Avenir Next"/>
-          <w:color w:val="1A1A1A"/>
-          <w:sz w:val="20"/>
-          <w:szCs w:val="20"/>
-        </w:rPr>
         <w:tab/>
       </w:r>
       <w:r>
         <w:rPr>
           <w:rFonts w:ascii="Avenir Next" w:hAnsi="Avenir Next" w:cs="Avenir Next" w:eastAsia="Avenir Next"/>
           <w:color w:val="1A1A1A"/>
-          <w:sz w:val="20"/>
+          <w:sz w:val="22"/>
           <w:szCs w:val="20"/>
         </w:rPr>
         <w:t xml:space="preserve">How many finished in 35 minutes or more?</w:t>
@@ -3352,18 +3361,18 @@
           <w:rFonts w:ascii="Avenir Next" w:hAnsi="Avenir Next" w:cs="Avenir Next" w:eastAsia="Avenir Next"/>
           <w:b/>
           <w:color w:val="1A1A1A"/>
+          <w:sz w:val="22"/>
+          <w:szCs w:val="20"/>
+        </w:rPr>
+        <w:t xml:space="preserve">4.</w:t>
+      </w:r>
+      <w:r>
+        <w:rPr>
+          <w:rFonts w:ascii="Avenir Next" w:hAnsi="Avenir Next" w:cs="Avenir Next" w:eastAsia="Avenir Next"/>
+          <w:color w:val="1A1A1A"/>
           <w:sz w:val="20"/>
           <w:szCs w:val="20"/>
         </w:rPr>
-        <w:t xml:space="preserve">4.</w:t>
-      </w:r>
-      <w:r>
-        <w:rPr>
-          <w:rFonts w:ascii="Avenir Next" w:hAnsi="Avenir Next" w:cs="Avenir Next" w:eastAsia="Avenir Next"/>
-          <w:color w:val="1A1A1A"/>
-          <w:sz w:val="20"/>
-          <w:szCs w:val="20"/>
-        </w:rPr>
         <w:tab/>
       </w:r>
       <w:r>
@@ -3371,7 +3380,7 @@
           <w:rFonts w:ascii="Avenir Next" w:hAnsi="Avenir Next" w:cs="Avenir Next" w:eastAsia="Avenir Next"/>
           <w:b/>
           <w:color w:val="1A1A1A"/>
-          <w:sz w:val="20"/>
+          <w:sz w:val="22"/>
           <w:szCs w:val="20"/>
         </w:rPr>
         <w:t xml:space="preserve">Stretch.  </w:t>
@@ -3380,7 +3389,7 @@
         <w:rPr>
           <w:rFonts w:ascii="Avenir Next" w:hAnsi="Avenir Next" w:cs="Avenir Next" w:eastAsia="Avenir Next"/>
           <w:color w:val="1A1A1A"/>
-          <w:sz w:val="20"/>
+          <w:sz w:val="22"/>
           <w:szCs w:val="20"/>
         </w:rPr>
         <w:t xml:space="preserve">Write 5 bar heights, from left to right, for a histogram of </w:t>
@@ -3390,7 +3399,7 @@
           <w:rFonts w:ascii="Avenir Next" w:hAnsi="Avenir Next" w:cs="Avenir Next" w:eastAsia="Avenir Next"/>
           <w:b/>
           <w:color w:val="1A1A1A"/>
-          <w:sz w:val="20"/>
+          <w:sz w:val="22"/>
           <w:szCs w:val="20"/>
         </w:rPr>
         <w:t xml:space="preserve">20</w:t>
@@ -3399,7 +3408,7 @@
         <w:rPr>
           <w:rFonts w:ascii="Avenir Next" w:hAnsi="Avenir Next" w:cs="Avenir Next" w:eastAsia="Avenir Next"/>
           <w:color w:val="1A1A1A"/>
-          <w:sz w:val="20"/>
+          <w:sz w:val="22"/>
           <w:szCs w:val="20"/>
         </w:rPr>
         <w:t xml:space="preserve"> values that is </w:t>
@@ -3409,7 +3418,7 @@
           <w:rFonts w:ascii="Avenir Next" w:hAnsi="Avenir Next" w:cs="Avenir Next" w:eastAsia="Avenir Next"/>
           <w:b/>
           <w:color w:val="1A1A1A"/>
-          <w:sz w:val="20"/>
+          <w:sz w:val="22"/>
           <w:szCs w:val="20"/>
         </w:rPr>
         <w:t xml:space="preserve">skewed left</w:t>
@@ -3418,7 +3427,7 @@
         <w:rPr>
           <w:rFonts w:ascii="Avenir Next" w:hAnsi="Avenir Next" w:cs="Avenir Next" w:eastAsia="Avenir Next"/>
           <w:color w:val="1A1A1A"/>
-          <w:sz w:val="20"/>
+          <w:sz w:val="22"/>
           <w:szCs w:val="20"/>
         </w:rPr>
         <w:t xml:space="preserve">.</w:t>
@@ -3437,7 +3446,7 @@
           <w:rFonts w:ascii="Avenir Next" w:hAnsi="Avenir Next" w:cs="Avenir Next" w:eastAsia="Avenir Next"/>
           <w:b/>
           <w:color w:val="1A1A1A"/>
-          <w:sz w:val="18"/>
+          <w:sz w:val="22"/>
           <w:szCs w:val="18"/>
         </w:rPr>
         <w:t xml:space="preserve">Bar heights</w:t>
@@ -3471,18 +3480,18 @@
           <w:rFonts w:ascii="Avenir Next" w:hAnsi="Avenir Next" w:cs="Avenir Next" w:eastAsia="Avenir Next"/>
           <w:b/>
           <w:color w:val="1A1A1A"/>
+          <w:sz w:val="22"/>
+          <w:szCs w:val="20"/>
+        </w:rPr>
+        <w:t xml:space="preserve">5.</w:t>
+      </w:r>
+      <w:r>
+        <w:rPr>
+          <w:rFonts w:ascii="Avenir Next" w:hAnsi="Avenir Next" w:cs="Avenir Next" w:eastAsia="Avenir Next"/>
+          <w:color w:val="1A1A1A"/>
           <w:sz w:val="20"/>
           <w:szCs w:val="20"/>
         </w:rPr>
-        <w:t xml:space="preserve">5.</w:t>
-      </w:r>
-      <w:r>
-        <w:rPr>
-          <w:rFonts w:ascii="Avenir Next" w:hAnsi="Avenir Next" w:cs="Avenir Next" w:eastAsia="Avenir Next"/>
-          <w:color w:val="1A1A1A"/>
-          <w:sz w:val="20"/>
-          <w:szCs w:val="20"/>
-        </w:rPr>
         <w:tab/>
       </w:r>
       <w:r>
@@ -3490,7 +3499,7 @@
           <w:rFonts w:ascii="Avenir Next" w:hAnsi="Avenir Next" w:cs="Avenir Next" w:eastAsia="Avenir Next"/>
           <w:b/>
           <w:color w:val="1A1A1A"/>
-          <w:sz w:val="20"/>
+          <w:sz w:val="22"/>
           <w:szCs w:val="20"/>
         </w:rPr>
         <w:t xml:space="preserve">Explain.  </w:t>
@@ -3499,7 +3508,7 @@
         <w:rPr>
           <w:rFonts w:ascii="Avenir Next" w:hAnsi="Avenir Next" w:cs="Avenir Next" w:eastAsia="Avenir Next"/>
           <w:color w:val="1A1A1A"/>
-          <w:sz w:val="20"/>
+          <w:sz w:val="22"/>
           <w:szCs w:val="20"/>
         </w:rPr>
         <w:t xml:space="preserve">Ramon says the Test Scores histogram shows a score of 85. Is he right? Explain.</w:t>
@@ -3578,6 +3587,7 @@
     </w:p>
     <w:p>
       <w:pPr>
+        <w:pStyle w:val="Heading2"/>
         <w:keepNext/>
         <w:pBdr>
           <w:bottom w:val="single" w:sz="8" w:space="3" w:color="003A70"/>
@@ -3593,7 +3603,7 @@
           <w:b/>
           <w:color w:val="003A70"/>
           <w:spacing w:val="14"/>
-          <w:sz w:val="19"/>
+          <w:sz w:val="22"/>
           <w:szCs w:val="19"/>
         </w:rPr>
         <w:t xml:space="preserve">TEST PRACTICE</w:t>
@@ -3612,7 +3622,7 @@
           <w:rFonts w:ascii="Avenir Next" w:hAnsi="Avenir Next" w:cs="Avenir Next" w:eastAsia="Avenir Next"/>
           <w:i/>
           <w:color w:val="5A5F66"/>
-          <w:sz w:val="17"/>
+          <w:sz w:val="22"/>
           <w:szCs w:val="17"/>
         </w:rPr>
         <w:t xml:space="preserve">choose the best answer</w:t>
@@ -3632,25 +3642,25 @@
           <w:rFonts w:ascii="Avenir Next" w:hAnsi="Avenir Next" w:cs="Avenir Next" w:eastAsia="Avenir Next"/>
           <w:b/>
           <w:color w:val="1A1A1A"/>
+          <w:sz w:val="22"/>
+          <w:szCs w:val="20"/>
+        </w:rPr>
+        <w:t xml:space="preserve">6.</w:t>
+      </w:r>
+      <w:r>
+        <w:rPr>
+          <w:rFonts w:ascii="Avenir Next" w:hAnsi="Avenir Next" w:cs="Avenir Next" w:eastAsia="Avenir Next"/>
+          <w:color w:val="1A1A1A"/>
           <w:sz w:val="20"/>
           <w:szCs w:val="20"/>
         </w:rPr>
-        <w:t xml:space="preserve">6.</w:t>
-      </w:r>
-      <w:r>
-        <w:rPr>
-          <w:rFonts w:ascii="Avenir Next" w:hAnsi="Avenir Next" w:cs="Avenir Next" w:eastAsia="Avenir Next"/>
-          <w:color w:val="1A1A1A"/>
-          <w:sz w:val="20"/>
-          <w:szCs w:val="20"/>
-        </w:rPr>
         <w:tab/>
       </w:r>
       <w:r>
         <w:rPr>
           <w:rFonts w:ascii="Avenir Next" w:hAnsi="Avenir Next" w:cs="Avenir Next" w:eastAsia="Avenir Next"/>
           <w:color w:val="1A1A1A"/>
-          <w:sz w:val="20"/>
+          <w:sz w:val="22"/>
           <w:szCs w:val="20"/>
         </w:rPr>
         <w:t xml:space="preserve">Bar heights are listed from left to right. Which histogram is skewed right?</w:t>
@@ -3706,25 +3716,25 @@
                 <w:rFonts w:ascii="Avenir Next" w:hAnsi="Avenir Next" w:cs="Avenir Next" w:eastAsia="Avenir Next"/>
                 <w:b/>
                 <w:color w:val="003A70"/>
+                <w:sz w:val="22"/>
+                <w:szCs w:val="19"/>
+              </w:rPr>
+              <w:t xml:space="preserve">A</w:t>
+            </w:r>
+            <w:r>
+              <w:rPr>
+                <w:rFonts w:ascii="Avenir Next" w:hAnsi="Avenir Next" w:cs="Avenir Next" w:eastAsia="Avenir Next"/>
+                <w:color w:val="1A1A1A"/>
                 <w:sz w:val="19"/>
                 <w:szCs w:val="19"/>
               </w:rPr>
-              <w:t xml:space="preserve">A</w:t>
-            </w:r>
-            <w:r>
-              <w:rPr>
-                <w:rFonts w:ascii="Avenir Next" w:hAnsi="Avenir Next" w:cs="Avenir Next" w:eastAsia="Avenir Next"/>
-                <w:color w:val="1A1A1A"/>
-                <w:sz w:val="19"/>
-                <w:szCs w:val="19"/>
-              </w:rPr>
               <w:tab/>
             </w:r>
             <w:r>
               <w:rPr>
                 <w:rFonts w:ascii="Avenir Next" w:hAnsi="Avenir Next" w:cs="Avenir Next" w:eastAsia="Avenir Next"/>
                 <w:color w:val="1A1A1A"/>
-                <w:sz w:val="19"/>
+                <w:sz w:val="22"/>
                 <w:szCs w:val="19"/>
               </w:rPr>
               <w:t xml:space="preserve">2, 5, 9, 5, 2</w:t>
@@ -3749,25 +3759,25 @@
                 <w:rFonts w:ascii="Avenir Next" w:hAnsi="Avenir Next" w:cs="Avenir Next" w:eastAsia="Avenir Next"/>
                 <w:b/>
                 <w:color w:val="003A70"/>
+                <w:sz w:val="22"/>
+                <w:szCs w:val="19"/>
+              </w:rPr>
+              <w:t xml:space="preserve">B</w:t>
+            </w:r>
+            <w:r>
+              <w:rPr>
+                <w:rFonts w:ascii="Avenir Next" w:hAnsi="Avenir Next" w:cs="Avenir Next" w:eastAsia="Avenir Next"/>
+                <w:color w:val="1A1A1A"/>
                 <w:sz w:val="19"/>
                 <w:szCs w:val="19"/>
               </w:rPr>
-              <w:t xml:space="preserve">B</w:t>
-            </w:r>
-            <w:r>
-              <w:rPr>
-                <w:rFonts w:ascii="Avenir Next" w:hAnsi="Avenir Next" w:cs="Avenir Next" w:eastAsia="Avenir Next"/>
-                <w:color w:val="1A1A1A"/>
-                <w:sz w:val="19"/>
-                <w:szCs w:val="19"/>
-              </w:rPr>
               <w:tab/>
             </w:r>
             <w:r>
               <w:rPr>
                 <w:rFonts w:ascii="Avenir Next" w:hAnsi="Avenir Next" w:cs="Avenir Next" w:eastAsia="Avenir Next"/>
                 <w:color w:val="1A1A1A"/>
-                <w:sz w:val="19"/>
+                <w:sz w:val="22"/>
                 <w:szCs w:val="19"/>
               </w:rPr>
               <w:t xml:space="preserve">10, 7, 4, 2, 1</w:t>
@@ -3792,25 +3802,25 @@
                 <w:rFonts w:ascii="Avenir Next" w:hAnsi="Avenir Next" w:cs="Avenir Next" w:eastAsia="Avenir Next"/>
                 <w:b/>
                 <w:color w:val="003A70"/>
+                <w:sz w:val="22"/>
+                <w:szCs w:val="19"/>
+              </w:rPr>
+              <w:t xml:space="preserve">C</w:t>
+            </w:r>
+            <w:r>
+              <w:rPr>
+                <w:rFonts w:ascii="Avenir Next" w:hAnsi="Avenir Next" w:cs="Avenir Next" w:eastAsia="Avenir Next"/>
+                <w:color w:val="1A1A1A"/>
                 <w:sz w:val="19"/>
                 <w:szCs w:val="19"/>
               </w:rPr>
-              <w:t xml:space="preserve">C</w:t>
-            </w:r>
-            <w:r>
-              <w:rPr>
-                <w:rFonts w:ascii="Avenir Next" w:hAnsi="Avenir Next" w:cs="Avenir Next" w:eastAsia="Avenir Next"/>
-                <w:color w:val="1A1A1A"/>
-                <w:sz w:val="19"/>
-                <w:szCs w:val="19"/>
-              </w:rPr>
               <w:tab/>
             </w:r>
             <w:r>
               <w:rPr>
                 <w:rFonts w:ascii="Avenir Next" w:hAnsi="Avenir Next" w:cs="Avenir Next" w:eastAsia="Avenir Next"/>
                 <w:color w:val="1A1A1A"/>
-                <w:sz w:val="19"/>
+                <w:sz w:val="22"/>
                 <w:szCs w:val="19"/>
               </w:rPr>
               <w:t xml:space="preserve">1, 2, 4, 7, 10</w:t>
@@ -3835,25 +3845,25 @@
                 <w:rFonts w:ascii="Avenir Next" w:hAnsi="Avenir Next" w:cs="Avenir Next" w:eastAsia="Avenir Next"/>
                 <w:b/>
                 <w:color w:val="003A70"/>
+                <w:sz w:val="22"/>
+                <w:szCs w:val="19"/>
+              </w:rPr>
+              <w:t xml:space="preserve">D</w:t>
+            </w:r>
+            <w:r>
+              <w:rPr>
+                <w:rFonts w:ascii="Avenir Next" w:hAnsi="Avenir Next" w:cs="Avenir Next" w:eastAsia="Avenir Next"/>
+                <w:color w:val="1A1A1A"/>
                 <w:sz w:val="19"/>
                 <w:szCs w:val="19"/>
               </w:rPr>
-              <w:t xml:space="preserve">D</w:t>
-            </w:r>
-            <w:r>
-              <w:rPr>
-                <w:rFonts w:ascii="Avenir Next" w:hAnsi="Avenir Next" w:cs="Avenir Next" w:eastAsia="Avenir Next"/>
-                <w:color w:val="1A1A1A"/>
-                <w:sz w:val="19"/>
-                <w:szCs w:val="19"/>
-              </w:rPr>
               <w:tab/>
             </w:r>
             <w:r>
               <w:rPr>
                 <w:rFonts w:ascii="Avenir Next" w:hAnsi="Avenir Next" w:cs="Avenir Next" w:eastAsia="Avenir Next"/>
                 <w:color w:val="1A1A1A"/>
-                <w:sz w:val="19"/>
+                <w:sz w:val="22"/>
                 <w:szCs w:val="19"/>
               </w:rPr>
               <w:t xml:space="preserve">5, 5, 5, 5, 5</w:t>
@@ -3881,25 +3891,25 @@
           <w:rFonts w:ascii="Avenir Next" w:hAnsi="Avenir Next" w:cs="Avenir Next" w:eastAsia="Avenir Next"/>
           <w:b/>
           <w:color w:val="1A1A1A"/>
+          <w:sz w:val="22"/>
+          <w:szCs w:val="20"/>
+        </w:rPr>
+        <w:t xml:space="preserve">7.</w:t>
+      </w:r>
+      <w:r>
+        <w:rPr>
+          <w:rFonts w:ascii="Avenir Next" w:hAnsi="Avenir Next" w:cs="Avenir Next" w:eastAsia="Avenir Next"/>
+          <w:color w:val="1A1A1A"/>
           <w:sz w:val="20"/>
           <w:szCs w:val="20"/>
         </w:rPr>
-        <w:t xml:space="preserve">7.</w:t>
-      </w:r>
-      <w:r>
-        <w:rPr>
-          <w:rFonts w:ascii="Avenir Next" w:hAnsi="Avenir Next" w:cs="Avenir Next" w:eastAsia="Avenir Next"/>
-          <w:color w:val="1A1A1A"/>
-          <w:sz w:val="20"/>
-          <w:szCs w:val="20"/>
-        </w:rPr>
         <w:tab/>
       </w:r>
       <w:r>
         <w:rPr>
           <w:rFonts w:ascii="Avenir Next" w:hAnsi="Avenir Next" w:cs="Avenir Next" w:eastAsia="Avenir Next"/>
           <w:color w:val="1A1A1A"/>
-          <w:sz w:val="20"/>
+          <w:sz w:val="22"/>
           <w:szCs w:val="20"/>
         </w:rPr>
         <w:t xml:space="preserve">Bars of height 4, 7, and 5 sit over 0–9, 10–19, and 20–29. How many values are 10 or more?</w:t>
@@ -3955,25 +3965,25 @@
                 <w:rFonts w:ascii="Avenir Next" w:hAnsi="Avenir Next" w:cs="Avenir Next" w:eastAsia="Avenir Next"/>
                 <w:b/>
                 <w:color w:val="003A70"/>
+                <w:sz w:val="22"/>
+                <w:szCs w:val="19"/>
+              </w:rPr>
+              <w:t xml:space="preserve">A</w:t>
+            </w:r>
+            <w:r>
+              <w:rPr>
+                <w:rFonts w:ascii="Avenir Next" w:hAnsi="Avenir Next" w:cs="Avenir Next" w:eastAsia="Avenir Next"/>
+                <w:color w:val="1A1A1A"/>
                 <w:sz w:val="19"/>
                 <w:szCs w:val="19"/>
               </w:rPr>
-              <w:t xml:space="preserve">A</w:t>
-            </w:r>
-            <w:r>
-              <w:rPr>
-                <w:rFonts w:ascii="Avenir Next" w:hAnsi="Avenir Next" w:cs="Avenir Next" w:eastAsia="Avenir Next"/>
-                <w:color w:val="1A1A1A"/>
-                <w:sz w:val="19"/>
-                <w:szCs w:val="19"/>
-              </w:rPr>
               <w:tab/>
             </w:r>
             <w:r>
               <w:rPr>
                 <w:rFonts w:ascii="Avenir Next" w:hAnsi="Avenir Next" w:cs="Avenir Next" w:eastAsia="Avenir Next"/>
                 <w:color w:val="1A1A1A"/>
-                <w:sz w:val="19"/>
+                <w:sz w:val="22"/>
                 <w:szCs w:val="19"/>
               </w:rPr>
               <w:t xml:space="preserve">7</w:t>
@@ -3998,25 +4008,25 @@
                 <w:rFonts w:ascii="Avenir Next" w:hAnsi="Avenir Next" w:cs="Avenir Next" w:eastAsia="Avenir Next"/>
                 <w:b/>
                 <w:color w:val="003A70"/>
+                <w:sz w:val="22"/>
+                <w:szCs w:val="19"/>
+              </w:rPr>
+              <w:t xml:space="preserve">B</w:t>
+            </w:r>
+            <w:r>
+              <w:rPr>
+                <w:rFonts w:ascii="Avenir Next" w:hAnsi="Avenir Next" w:cs="Avenir Next" w:eastAsia="Avenir Next"/>
+                <w:color w:val="1A1A1A"/>
                 <w:sz w:val="19"/>
                 <w:szCs w:val="19"/>
               </w:rPr>
-              <w:t xml:space="preserve">B</w:t>
-            </w:r>
-            <w:r>
-              <w:rPr>
-                <w:rFonts w:ascii="Avenir Next" w:hAnsi="Avenir Next" w:cs="Avenir Next" w:eastAsia="Avenir Next"/>
-                <w:color w:val="1A1A1A"/>
-                <w:sz w:val="19"/>
-                <w:szCs w:val="19"/>
-              </w:rPr>
               <w:tab/>
             </w:r>
             <w:r>
               <w:rPr>
                 <w:rFonts w:ascii="Avenir Next" w:hAnsi="Avenir Next" w:cs="Avenir Next" w:eastAsia="Avenir Next"/>
                 <w:color w:val="1A1A1A"/>
-                <w:sz w:val="19"/>
+                <w:sz w:val="22"/>
                 <w:szCs w:val="19"/>
               </w:rPr>
               <w:t xml:space="preserve">11</w:t>
@@ -4041,25 +4051,25 @@
                 <w:rFonts w:ascii="Avenir Next" w:hAnsi="Avenir Next" w:cs="Avenir Next" w:eastAsia="Avenir Next"/>
                 <w:b/>
                 <w:color w:val="003A70"/>
+                <w:sz w:val="22"/>
+                <w:szCs w:val="19"/>
+              </w:rPr>
+              <w:t xml:space="preserve">C</w:t>
+            </w:r>
+            <w:r>
+              <w:rPr>
+                <w:rFonts w:ascii="Avenir Next" w:hAnsi="Avenir Next" w:cs="Avenir Next" w:eastAsia="Avenir Next"/>
+                <w:color w:val="1A1A1A"/>
                 <w:sz w:val="19"/>
                 <w:szCs w:val="19"/>
               </w:rPr>
-              <w:t xml:space="preserve">C</w:t>
-            </w:r>
-            <w:r>
-              <w:rPr>
-                <w:rFonts w:ascii="Avenir Next" w:hAnsi="Avenir Next" w:cs="Avenir Next" w:eastAsia="Avenir Next"/>
-                <w:color w:val="1A1A1A"/>
-                <w:sz w:val="19"/>
-                <w:szCs w:val="19"/>
-              </w:rPr>
               <w:tab/>
             </w:r>
             <w:r>
               <w:rPr>
                 <w:rFonts w:ascii="Avenir Next" w:hAnsi="Avenir Next" w:cs="Avenir Next" w:eastAsia="Avenir Next"/>
                 <w:color w:val="1A1A1A"/>
-                <w:sz w:val="19"/>
+                <w:sz w:val="22"/>
                 <w:szCs w:val="19"/>
               </w:rPr>
               <w:t xml:space="preserve">12</w:t>
@@ -4084,25 +4094,25 @@
                 <w:rFonts w:ascii="Avenir Next" w:hAnsi="Avenir Next" w:cs="Avenir Next" w:eastAsia="Avenir Next"/>
                 <w:b/>
                 <w:color w:val="003A70"/>
+                <w:sz w:val="22"/>
+                <w:szCs w:val="19"/>
+              </w:rPr>
+              <w:t xml:space="preserve">D</w:t>
+            </w:r>
+            <w:r>
+              <w:rPr>
+                <w:rFonts w:ascii="Avenir Next" w:hAnsi="Avenir Next" w:cs="Avenir Next" w:eastAsia="Avenir Next"/>
+                <w:color w:val="1A1A1A"/>
                 <w:sz w:val="19"/>
                 <w:szCs w:val="19"/>
               </w:rPr>
-              <w:t xml:space="preserve">D</w:t>
-            </w:r>
-            <w:r>
-              <w:rPr>
-                <w:rFonts w:ascii="Avenir Next" w:hAnsi="Avenir Next" w:cs="Avenir Next" w:eastAsia="Avenir Next"/>
-                <w:color w:val="1A1A1A"/>
-                <w:sz w:val="19"/>
-                <w:szCs w:val="19"/>
-              </w:rPr>
               <w:tab/>
             </w:r>
             <w:r>
               <w:rPr>
                 <w:rFonts w:ascii="Avenir Next" w:hAnsi="Avenir Next" w:cs="Avenir Next" w:eastAsia="Avenir Next"/>
                 <w:color w:val="1A1A1A"/>
-                <w:sz w:val="19"/>
+                <w:sz w:val="22"/>
                 <w:szCs w:val="19"/>
               </w:rPr>
               <w:t xml:space="preserve">16</w:t>
@@ -4160,6 +4170,7 @@
           </w:tcPr>
           <w:p>
             <w:pPr>
+              <w:pStyle w:val="Heading2"/>
               <w:spacing w:before="0" w:after="0" w:line="240" w:lineRule="auto"/>
             </w:pPr>
             <w:r>
@@ -4197,7 +4208,7 @@
               <w:rPr>
                 <w:rFonts w:ascii="Avenir Next" w:hAnsi="Avenir Next" w:cs="Avenir Next" w:eastAsia="Avenir Next"/>
                 <w:color w:val="1A1A1A"/>
-                <w:sz w:val="17"/>
+                <w:sz w:val="22"/>
                 <w:szCs w:val="17"/>
               </w:rPr>
               <w:t xml:space="preserve">  I can do this on my own</w:t>
@@ -4226,7 +4237,7 @@
               <w:rPr>
                 <w:rFonts w:ascii="Avenir Next" w:hAnsi="Avenir Next" w:cs="Avenir Next" w:eastAsia="Avenir Next"/>
                 <w:color w:val="1A1A1A"/>
-                <w:sz w:val="17"/>
+                <w:sz w:val="22"/>
                 <w:szCs w:val="17"/>
               </w:rPr>
               <w:t xml:space="preserve">  I need a little help</w:t>
@@ -4255,7 +4266,7 @@
               <w:rPr>
                 <w:rFonts w:ascii="Avenir Next" w:hAnsi="Avenir Next" w:cs="Avenir Next" w:eastAsia="Avenir Next"/>
                 <w:color w:val="1A1A1A"/>
-                <w:sz w:val="17"/>
+                <w:sz w:val="22"/>
                 <w:szCs w:val="17"/>
               </w:rPr>
               <w:t xml:space="preserve">  I have a question about #</w:t>
@@ -4362,7 +4373,106 @@
               <w:sz w:val="15"/>
               <w:szCs w:val="15"/>
             </w:rPr>
-            <w:t xml:space="preserve">Lesson 2-2  ·  Homework Packet</w:t>
+            <w:t xml:space="preserve">2-2 · Page </w:t>
+          </w:r>
+          <w:r>
+            <w:rPr>
+              <w:rFonts w:ascii="Avenir Next" w:hAnsi="Avenir Next" w:cs="Avenir Next" w:eastAsia="Avenir Next"/>
+              <w:color w:val="5A5F66"/>
+              <w:sz w:val="15"/>
+              <w:szCs w:val="15"/>
+            </w:rPr>
+            <w:fldChar w:fldCharType="begin"/>
+          </w:r>
+          <w:r>
+            <w:rPr>
+              <w:rFonts w:ascii="Avenir Next" w:hAnsi="Avenir Next" w:cs="Avenir Next" w:eastAsia="Avenir Next"/>
+              <w:color w:val="5A5F66"/>
+              <w:sz w:val="15"/>
+              <w:szCs w:val="15"/>
+            </w:rPr>
+            <w:instrText xml:space="preserve"> PAGE </w:instrText>
+          </w:r>
+          <w:r>
+            <w:rPr>
+              <w:rFonts w:ascii="Avenir Next" w:hAnsi="Avenir Next" w:cs="Avenir Next" w:eastAsia="Avenir Next"/>
+              <w:color w:val="5A5F66"/>
+              <w:sz w:val="15"/>
+              <w:szCs w:val="15"/>
+            </w:rPr>
+            <w:fldChar w:fldCharType="separate"/>
+          </w:r>
+          <w:r>
+            <w:rPr>
+              <w:rFonts w:ascii="Avenir Next" w:hAnsi="Avenir Next" w:cs="Avenir Next" w:eastAsia="Avenir Next"/>
+              <w:color w:val="5A5F66"/>
+              <w:sz w:val="15"/>
+              <w:szCs w:val="15"/>
+            </w:rPr>
+            <w:t xml:space="preserve">1</w:t>
+          </w:r>
+          <w:r>
+            <w:rPr>
+              <w:rFonts w:ascii="Avenir Next" w:hAnsi="Avenir Next" w:cs="Avenir Next" w:eastAsia="Avenir Next"/>
+              <w:color w:val="5A5F66"/>
+              <w:sz w:val="15"/>
+              <w:szCs w:val="15"/>
+            </w:rPr>
+            <w:fldChar w:fldCharType="end"/>
+          </w:r>
+          <w:r>
+            <w:rPr>
+              <w:rFonts w:ascii="Avenir Next" w:hAnsi="Avenir Next" w:cs="Avenir Next" w:eastAsia="Avenir Next"/>
+              <w:color w:val="5A5F66"/>
+              <w:sz w:val="15"/>
+              <w:szCs w:val="15"/>
+            </w:rPr>
+            <w:t xml:space="preserve"> of </w:t>
+          </w:r>
+          <w:r>
+            <w:rPr>
+              <w:rFonts w:ascii="Avenir Next" w:hAnsi="Avenir Next" w:cs="Avenir Next" w:eastAsia="Avenir Next"/>
+              <w:color w:val="5A5F66"/>
+              <w:sz w:val="15"/>
+              <w:szCs w:val="15"/>
+            </w:rPr>
+            <w:fldChar w:fldCharType="begin"/>
+          </w:r>
+          <w:r>
+            <w:rPr>
+              <w:rFonts w:ascii="Avenir Next" w:hAnsi="Avenir Next" w:cs="Avenir Next" w:eastAsia="Avenir Next"/>
+              <w:color w:val="5A5F66"/>
+              <w:sz w:val="15"/>
+              <w:szCs w:val="15"/>
+            </w:rPr>
+            <w:instrText xml:space="preserve"> NUMPAGES </w:instrText>
+          </w:r>
+          <w:r>
+            <w:rPr>
+              <w:rFonts w:ascii="Avenir Next" w:hAnsi="Avenir Next" w:cs="Avenir Next" w:eastAsia="Avenir Next"/>
+              <w:color w:val="5A5F66"/>
+              <w:sz w:val="15"/>
+              <w:szCs w:val="15"/>
+            </w:rPr>
+            <w:fldChar w:fldCharType="separate"/>
+          </w:r>
+          <w:r>
+            <w:rPr>
+              <w:rFonts w:ascii="Avenir Next" w:hAnsi="Avenir Next" w:cs="Avenir Next" w:eastAsia="Avenir Next"/>
+              <w:color w:val="5A5F66"/>
+              <w:sz w:val="15"/>
+              <w:szCs w:val="15"/>
+            </w:rPr>
+            <w:t xml:space="preserve">1</w:t>
+          </w:r>
+          <w:r>
+            <w:rPr>
+              <w:rFonts w:ascii="Avenir Next" w:hAnsi="Avenir Next" w:cs="Avenir Next" w:eastAsia="Avenir Next"/>
+              <w:color w:val="5A5F66"/>
+              <w:sz w:val="15"/>
+              <w:szCs w:val="15"/>
+            </w:rPr>
+            <w:fldChar w:fldCharType="end"/>
           </w:r>
         </w:p>
       </w:tc>
@@ -4405,5 +4515,23 @@
       </w:tblCellMar>
     </w:tblPr>
   </w:style>
+  <w:style w:type="paragraph" w:styleId="Heading1">
+    <w:name w:val="heading 1"/>
+    <w:basedOn w:val="Normal"/>
+    <w:pPr>
+      <w:outlineLvl w:val="0"/>
+      <w:keepNext w:val="0"/>
+      <w:keepLines w:val="0"/>
+    </w:pPr>
+  </w:style>
+  <w:style w:type="paragraph" w:styleId="Heading2">
+    <w:name w:val="heading 2"/>
+    <w:basedOn w:val="Normal"/>
+    <w:pPr>
+      <w:outlineLvl w:val="1"/>
+      <w:keepNext w:val="0"/>
+      <w:keepLines w:val="0"/>
+    </w:pPr>
+  </w:style>
 </w:styles>
 </file>